--- a/TAQRIZ tashqi.docx
+++ b/TAQRIZ tashqi.docx
@@ -1,6 +1,6 @@
 
 <file path=word/document.xml><?xml version="1.0" encoding="utf-8"?>
-<w:document xmlns:wpc="http://schemas.microsoft.com/office/word/2010/wordprocessingCanvas" xmlns:cx="http://schemas.microsoft.com/office/drawing/2014/chartex" xmlns:mc="http://schemas.openxmlformats.org/markup-compatibility/2006" xmlns:o="urn:schemas-microsoft-com:office:office" xmlns:r="http://schemas.openxmlformats.org/officeDocument/2006/relationships" xmlns:m="http://schemas.openxmlformats.org/officeDocument/2006/math" xmlns:v="urn:schemas-microsoft-com:vml" xmlns:wp14="http://schemas.microsoft.com/office/word/2010/wordprocessingDrawing" xmlns:wp="http://schemas.openxmlformats.org/drawingml/2006/wordprocessingDrawing" xmlns:w10="urn:schemas-microsoft-com:office:word" xmlns:w="http://schemas.openxmlformats.org/wordprocessingml/2006/main" xmlns:w14="http://schemas.microsoft.com/office/word/2010/wordml" xmlns:w15="http://schemas.microsoft.com/office/word/2012/wordml" xmlns:w16se="http://schemas.microsoft.com/office/word/2015/wordml/symex" xmlns:wpg="http://schemas.microsoft.com/office/word/2010/wordprocessingGroup" xmlns:wpi="http://schemas.microsoft.com/office/word/2010/wordprocessingInk" xmlns:wne="http://schemas.microsoft.com/office/word/2006/wordml" xmlns:wps="http://schemas.microsoft.com/office/word/2010/wordprocessingShape" mc:Ignorable="w14 w15 w16se wp14">
+<w:document xmlns:wpc="http://schemas.microsoft.com/office/word/2010/wordprocessingCanvas" xmlns:mc="http://schemas.openxmlformats.org/markup-compatibility/2006" xmlns:o="urn:schemas-microsoft-com:office:office" xmlns:r="http://schemas.openxmlformats.org/officeDocument/2006/relationships" xmlns:m="http://schemas.openxmlformats.org/officeDocument/2006/math" xmlns:v="urn:schemas-microsoft-com:vml" xmlns:wp14="http://schemas.microsoft.com/office/word/2010/wordprocessingDrawing" xmlns:wp="http://schemas.openxmlformats.org/drawingml/2006/wordprocessingDrawing" xmlns:w10="urn:schemas-microsoft-com:office:word" xmlns:w="http://schemas.openxmlformats.org/wordprocessingml/2006/main" xmlns:w14="http://schemas.microsoft.com/office/word/2010/wordml" xmlns:w15="http://schemas.microsoft.com/office/word/2012/wordml" xmlns:wpg="http://schemas.microsoft.com/office/word/2010/wordprocessingGroup" xmlns:wpi="http://schemas.microsoft.com/office/word/2010/wordprocessingInk" xmlns:wne="http://schemas.microsoft.com/office/word/2006/wordml" xmlns:wps="http://schemas.microsoft.com/office/word/2010/wordprocessingShape" mc:Ignorable="w14 w15 wp14">
   <w:body>
     <w:p>
       <w:pPr>
@@ -128,7 +128,33 @@
           <w:bdr w:val="none" w:sz="0" w:space="0" w:color="auto" w:frame="1"/>
           <w:lang w:eastAsia="ru-RU"/>
         </w:rPr>
-        <w:t xml:space="preserve"> 70411302 – </w:t>
+        <w:t xml:space="preserve"> </w:t>
+      </w:r>
+      <w:r>
+        <w:rPr>
+          <w:rFonts w:ascii="Times New Roman" w:eastAsia="Times New Roman" w:hAnsi="Times New Roman" w:cs="Times New Roman"/>
+          <w:b/>
+          <w:bCs/>
+          <w:color w:val="1F1F1F"/>
+          <w:sz w:val="24"/>
+          <w:szCs w:val="24"/>
+          <w:bdr w:val="none" w:sz="0" w:space="0" w:color="auto" w:frame="1"/>
+          <w:lang w:eastAsia="ru-RU"/>
+        </w:rPr>
+        <w:t>70410901</w:t>
+      </w:r>
+      <w:r>
+        <w:rPr>
+          <w:rFonts w:ascii="Times New Roman" w:eastAsia="Times New Roman" w:hAnsi="Times New Roman" w:cs="Times New Roman"/>
+          <w:b/>
+          <w:bCs/>
+          <w:color w:val="1F1F1F"/>
+          <w:sz w:val="24"/>
+          <w:szCs w:val="24"/>
+          <w:bdr w:val="none" w:sz="0" w:space="0" w:color="auto" w:frame="1"/>
+          <w:lang w:eastAsia="ru-RU"/>
+        </w:rPr>
+        <w:t xml:space="preserve">– </w:t>
       </w:r>
       <w:r>
         <w:rPr>
@@ -942,7 +968,6 @@
           <w:lang w:eastAsia="ru-RU"/>
         </w:rPr>
       </w:pPr>
-      <w:bookmarkStart w:id="0" w:name="_GoBack"/>
       <w:r>
         <w:rPr>
           <w:rFonts w:ascii="Times New Roman" w:eastAsia="Times New Roman" w:hAnsi="Times New Roman" w:cs="Times New Roman"/>
@@ -957,7 +982,6 @@
         <w:t>TAQRIZ</w:t>
       </w:r>
     </w:p>
-    <w:bookmarkEnd w:id="0"/>
     <w:p>
       <w:pPr>
         <w:spacing w:after="0" w:line="360" w:lineRule="auto"/>
@@ -2767,29 +2791,7 @@
           <w:szCs w:val="24"/>
           <w:lang w:eastAsia="ru-RU"/>
         </w:rPr>
-        <w:t xml:space="preserve"> </w:t>
-      </w:r>
-      <w:proofErr w:type="spellStart"/>
-      <w:r>
-        <w:rPr>
-          <w:rFonts w:ascii="Times New Roman" w:eastAsia="Times New Roman" w:hAnsi="Times New Roman" w:cs="Times New Roman"/>
-          <w:color w:val="1F1F1F"/>
-          <w:sz w:val="24"/>
-          <w:szCs w:val="24"/>
-          <w:lang w:eastAsia="ru-RU"/>
-        </w:rPr>
-        <w:t>bilan</w:t>
-      </w:r>
-      <w:proofErr w:type="spellEnd"/>
-      <w:r>
-        <w:rPr>
-          <w:rFonts w:ascii="Times New Roman" w:eastAsia="Times New Roman" w:hAnsi="Times New Roman" w:cs="Times New Roman"/>
-          <w:color w:val="1F1F1F"/>
-          <w:sz w:val="24"/>
-          <w:szCs w:val="24"/>
-          <w:lang w:eastAsia="ru-RU"/>
-        </w:rPr>
-        <w:t xml:space="preserve"> </w:t>
+        <w:t xml:space="preserve"> bilan </w:t>
       </w:r>
       <w:proofErr w:type="spellStart"/>
       <w:r>
@@ -3587,29 +3589,7 @@
           <w:szCs w:val="24"/>
           <w:lang w:eastAsia="ru-RU"/>
         </w:rPr>
-        <w:t xml:space="preserve"> </w:t>
-      </w:r>
-      <w:proofErr w:type="spellStart"/>
-      <w:r>
-        <w:rPr>
-          <w:rFonts w:ascii="Times New Roman" w:eastAsia="Times New Roman" w:hAnsi="Times New Roman" w:cs="Times New Roman"/>
-          <w:color w:val="1F1F1F"/>
-          <w:sz w:val="24"/>
-          <w:szCs w:val="24"/>
-          <w:lang w:eastAsia="ru-RU"/>
-        </w:rPr>
-        <w:t>bilan</w:t>
-      </w:r>
-      <w:proofErr w:type="spellEnd"/>
-      <w:r>
-        <w:rPr>
-          <w:rFonts w:ascii="Times New Roman" w:eastAsia="Times New Roman" w:hAnsi="Times New Roman" w:cs="Times New Roman"/>
-          <w:color w:val="1F1F1F"/>
-          <w:sz w:val="24"/>
-          <w:szCs w:val="24"/>
-          <w:lang w:eastAsia="ru-RU"/>
-        </w:rPr>
-        <w:t xml:space="preserve"> </w:t>
+        <w:t xml:space="preserve"> bilan </w:t>
       </w:r>
       <w:proofErr w:type="spellStart"/>
       <w:r>
@@ -4328,6 +4308,72 @@
         <w:t xml:space="preserve"> 2026–2027-yillarga </w:t>
       </w:r>
       <w:proofErr w:type="spellStart"/>
+      <w:r>
+        <w:rPr>
+          <w:rFonts w:ascii="Times New Roman" w:eastAsia="Times New Roman" w:hAnsi="Times New Roman" w:cs="Times New Roman"/>
+          <w:color w:val="1F1F1F"/>
+          <w:sz w:val="24"/>
+          <w:szCs w:val="24"/>
+          <w:lang w:val="en-US" w:eastAsia="ru-RU"/>
+        </w:rPr>
+        <w:t>mo‘ljallangan</w:t>
+      </w:r>
+      <w:proofErr w:type="spellEnd"/>
+      <w:r>
+        <w:rPr>
+          <w:rFonts w:ascii="Times New Roman" w:eastAsia="Times New Roman" w:hAnsi="Times New Roman" w:cs="Times New Roman"/>
+          <w:color w:val="1F1F1F"/>
+          <w:sz w:val="24"/>
+          <w:szCs w:val="24"/>
+          <w:lang w:val="en-US" w:eastAsia="ru-RU"/>
+        </w:rPr>
+        <w:t xml:space="preserve"> </w:t>
+      </w:r>
+      <w:proofErr w:type="spellStart"/>
+      <w:r>
+        <w:rPr>
+          <w:rFonts w:ascii="Times New Roman" w:eastAsia="Times New Roman" w:hAnsi="Times New Roman" w:cs="Times New Roman"/>
+          <w:color w:val="1F1F1F"/>
+          <w:sz w:val="24"/>
+          <w:szCs w:val="24"/>
+          <w:lang w:val="en-US" w:eastAsia="ru-RU"/>
+        </w:rPr>
+        <w:t>optimistik</w:t>
+      </w:r>
+      <w:proofErr w:type="spellEnd"/>
+      <w:r>
+        <w:rPr>
+          <w:rFonts w:ascii="Times New Roman" w:eastAsia="Times New Roman" w:hAnsi="Times New Roman" w:cs="Times New Roman"/>
+          <w:color w:val="1F1F1F"/>
+          <w:sz w:val="24"/>
+          <w:szCs w:val="24"/>
+          <w:lang w:val="en-US" w:eastAsia="ru-RU"/>
+        </w:rPr>
+        <w:t xml:space="preserve">, </w:t>
+      </w:r>
+      <w:proofErr w:type="spellStart"/>
+      <w:r>
+        <w:rPr>
+          <w:rFonts w:ascii="Times New Roman" w:eastAsia="Times New Roman" w:hAnsi="Times New Roman" w:cs="Times New Roman"/>
+          <w:color w:val="1F1F1F"/>
+          <w:sz w:val="24"/>
+          <w:szCs w:val="24"/>
+          <w:lang w:val="en-US" w:eastAsia="ru-RU"/>
+        </w:rPr>
+        <w:t>realistik</w:t>
+      </w:r>
+      <w:proofErr w:type="spellEnd"/>
+      <w:r>
+        <w:rPr>
+          <w:rFonts w:ascii="Times New Roman" w:eastAsia="Times New Roman" w:hAnsi="Times New Roman" w:cs="Times New Roman"/>
+          <w:color w:val="1F1F1F"/>
+          <w:sz w:val="24"/>
+          <w:szCs w:val="24"/>
+          <w:lang w:val="en-US" w:eastAsia="ru-RU"/>
+        </w:rPr>
+        <w:t xml:space="preserve"> </w:t>
+      </w:r>
+      <w:proofErr w:type="spellStart"/>
       <w:proofErr w:type="gramStart"/>
       <w:r>
         <w:rPr>
@@ -4337,86 +4383,10 @@
           <w:szCs w:val="24"/>
           <w:lang w:val="en-US" w:eastAsia="ru-RU"/>
         </w:rPr>
-        <w:t>mo‘</w:t>
-      </w:r>
+        <w:t>va</w:t>
+      </w:r>
+      <w:proofErr w:type="spellEnd"/>
       <w:proofErr w:type="gramEnd"/>
-      <w:r>
-        <w:rPr>
-          <w:rFonts w:ascii="Times New Roman" w:eastAsia="Times New Roman" w:hAnsi="Times New Roman" w:cs="Times New Roman"/>
-          <w:color w:val="1F1F1F"/>
-          <w:sz w:val="24"/>
-          <w:szCs w:val="24"/>
-          <w:lang w:val="en-US" w:eastAsia="ru-RU"/>
-        </w:rPr>
-        <w:t>ljallangan</w:t>
-      </w:r>
-      <w:proofErr w:type="spellEnd"/>
-      <w:r>
-        <w:rPr>
-          <w:rFonts w:ascii="Times New Roman" w:eastAsia="Times New Roman" w:hAnsi="Times New Roman" w:cs="Times New Roman"/>
-          <w:color w:val="1F1F1F"/>
-          <w:sz w:val="24"/>
-          <w:szCs w:val="24"/>
-          <w:lang w:val="en-US" w:eastAsia="ru-RU"/>
-        </w:rPr>
-        <w:t xml:space="preserve"> </w:t>
-      </w:r>
-      <w:proofErr w:type="spellStart"/>
-      <w:r>
-        <w:rPr>
-          <w:rFonts w:ascii="Times New Roman" w:eastAsia="Times New Roman" w:hAnsi="Times New Roman" w:cs="Times New Roman"/>
-          <w:color w:val="1F1F1F"/>
-          <w:sz w:val="24"/>
-          <w:szCs w:val="24"/>
-          <w:lang w:val="en-US" w:eastAsia="ru-RU"/>
-        </w:rPr>
-        <w:t>optimistik</w:t>
-      </w:r>
-      <w:proofErr w:type="spellEnd"/>
-      <w:r>
-        <w:rPr>
-          <w:rFonts w:ascii="Times New Roman" w:eastAsia="Times New Roman" w:hAnsi="Times New Roman" w:cs="Times New Roman"/>
-          <w:color w:val="1F1F1F"/>
-          <w:sz w:val="24"/>
-          <w:szCs w:val="24"/>
-          <w:lang w:val="en-US" w:eastAsia="ru-RU"/>
-        </w:rPr>
-        <w:t xml:space="preserve">, </w:t>
-      </w:r>
-      <w:proofErr w:type="spellStart"/>
-      <w:r>
-        <w:rPr>
-          <w:rFonts w:ascii="Times New Roman" w:eastAsia="Times New Roman" w:hAnsi="Times New Roman" w:cs="Times New Roman"/>
-          <w:color w:val="1F1F1F"/>
-          <w:sz w:val="24"/>
-          <w:szCs w:val="24"/>
-          <w:lang w:val="en-US" w:eastAsia="ru-RU"/>
-        </w:rPr>
-        <w:t>realistik</w:t>
-      </w:r>
-      <w:proofErr w:type="spellEnd"/>
-      <w:r>
-        <w:rPr>
-          <w:rFonts w:ascii="Times New Roman" w:eastAsia="Times New Roman" w:hAnsi="Times New Roman" w:cs="Times New Roman"/>
-          <w:color w:val="1F1F1F"/>
-          <w:sz w:val="24"/>
-          <w:szCs w:val="24"/>
-          <w:lang w:val="en-US" w:eastAsia="ru-RU"/>
-        </w:rPr>
-        <w:t xml:space="preserve"> </w:t>
-      </w:r>
-      <w:proofErr w:type="spellStart"/>
-      <w:r>
-        <w:rPr>
-          <w:rFonts w:ascii="Times New Roman" w:eastAsia="Times New Roman" w:hAnsi="Times New Roman" w:cs="Times New Roman"/>
-          <w:color w:val="1F1F1F"/>
-          <w:sz w:val="24"/>
-          <w:szCs w:val="24"/>
-          <w:lang w:val="en-US" w:eastAsia="ru-RU"/>
-        </w:rPr>
-        <w:t>va</w:t>
-      </w:r>
-      <w:proofErr w:type="spellEnd"/>
       <w:r>
         <w:rPr>
           <w:rFonts w:ascii="Times New Roman" w:eastAsia="Times New Roman" w:hAnsi="Times New Roman" w:cs="Times New Roman"/>
@@ -4574,6 +4544,7 @@
         <w:t xml:space="preserve"> </w:t>
       </w:r>
       <w:proofErr w:type="spellStart"/>
+      <w:proofErr w:type="gramStart"/>
       <w:r>
         <w:rPr>
           <w:rFonts w:ascii="Times New Roman" w:eastAsia="Times New Roman" w:hAnsi="Times New Roman" w:cs="Times New Roman"/>
@@ -4585,28 +4556,6 @@
         <w:t>va</w:t>
       </w:r>
       <w:proofErr w:type="spellEnd"/>
-      <w:r>
-        <w:rPr>
-          <w:rFonts w:ascii="Times New Roman" w:eastAsia="Times New Roman" w:hAnsi="Times New Roman" w:cs="Times New Roman"/>
-          <w:color w:val="1F1F1F"/>
-          <w:sz w:val="24"/>
-          <w:szCs w:val="24"/>
-          <w:lang w:val="en-US" w:eastAsia="ru-RU"/>
-        </w:rPr>
-        <w:t xml:space="preserve"> </w:t>
-      </w:r>
-      <w:proofErr w:type="spellStart"/>
-      <w:proofErr w:type="gramStart"/>
-      <w:r>
-        <w:rPr>
-          <w:rFonts w:ascii="Times New Roman" w:eastAsia="Times New Roman" w:hAnsi="Times New Roman" w:cs="Times New Roman"/>
-          <w:color w:val="1F1F1F"/>
-          <w:sz w:val="24"/>
-          <w:szCs w:val="24"/>
-          <w:lang w:val="en-US" w:eastAsia="ru-RU"/>
-        </w:rPr>
-        <w:t>sog‘</w:t>
-      </w:r>
       <w:proofErr w:type="gramEnd"/>
       <w:r>
         <w:rPr>
@@ -4616,7 +4565,18 @@
           <w:szCs w:val="24"/>
           <w:lang w:val="en-US" w:eastAsia="ru-RU"/>
         </w:rPr>
-        <w:t>lomlashtirish</w:t>
+        <w:t xml:space="preserve"> </w:t>
+      </w:r>
+      <w:proofErr w:type="spellStart"/>
+      <w:r>
+        <w:rPr>
+          <w:rFonts w:ascii="Times New Roman" w:eastAsia="Times New Roman" w:hAnsi="Times New Roman" w:cs="Times New Roman"/>
+          <w:color w:val="1F1F1F"/>
+          <w:sz w:val="24"/>
+          <w:szCs w:val="24"/>
+          <w:lang w:val="en-US" w:eastAsia="ru-RU"/>
+        </w:rPr>
+        <w:t>sog‘lomlashtirish</w:t>
       </w:r>
       <w:proofErr w:type="spellEnd"/>
       <w:r>
@@ -5578,27 +5538,15 @@
         <w:t xml:space="preserve"> </w:t>
       </w:r>
       <w:proofErr w:type="spellStart"/>
-      <w:proofErr w:type="gramStart"/>
-      <w:r>
-        <w:rPr>
-          <w:rFonts w:ascii="Times New Roman" w:eastAsia="Times New Roman" w:hAnsi="Times New Roman" w:cs="Times New Roman"/>
-          <w:color w:val="1F1F1F"/>
-          <w:sz w:val="24"/>
-          <w:szCs w:val="24"/>
-          <w:lang w:val="en-US" w:eastAsia="ru-RU"/>
-        </w:rPr>
-        <w:t>to‘</w:t>
-      </w:r>
-      <w:proofErr w:type="gramEnd"/>
-      <w:r>
-        <w:rPr>
-          <w:rFonts w:ascii="Times New Roman" w:eastAsia="Times New Roman" w:hAnsi="Times New Roman" w:cs="Times New Roman"/>
-          <w:color w:val="1F1F1F"/>
-          <w:sz w:val="24"/>
-          <w:szCs w:val="24"/>
-          <w:lang w:val="en-US" w:eastAsia="ru-RU"/>
-        </w:rPr>
-        <w:t>lovlari</w:t>
+      <w:r>
+        <w:rPr>
+          <w:rFonts w:ascii="Times New Roman" w:eastAsia="Times New Roman" w:hAnsi="Times New Roman" w:cs="Times New Roman"/>
+          <w:color w:val="1F1F1F"/>
+          <w:sz w:val="24"/>
+          <w:szCs w:val="24"/>
+          <w:lang w:val="en-US" w:eastAsia="ru-RU"/>
+        </w:rPr>
+        <w:t>to‘lovlari</w:t>
       </w:r>
       <w:proofErr w:type="spellEnd"/>
       <w:r>
@@ -6040,27 +5988,15 @@
         <w:t xml:space="preserve"> </w:t>
       </w:r>
       <w:proofErr w:type="spellStart"/>
-      <w:proofErr w:type="gramStart"/>
-      <w:r>
-        <w:rPr>
-          <w:rFonts w:ascii="Times New Roman" w:eastAsia="Times New Roman" w:hAnsi="Times New Roman" w:cs="Times New Roman"/>
-          <w:color w:val="1F1F1F"/>
-          <w:sz w:val="24"/>
-          <w:szCs w:val="24"/>
-          <w:lang w:val="en-US" w:eastAsia="ru-RU"/>
-        </w:rPr>
-        <w:t>yo‘</w:t>
-      </w:r>
-      <w:proofErr w:type="gramEnd"/>
-      <w:r>
-        <w:rPr>
-          <w:rFonts w:ascii="Times New Roman" w:eastAsia="Times New Roman" w:hAnsi="Times New Roman" w:cs="Times New Roman"/>
-          <w:color w:val="1F1F1F"/>
-          <w:sz w:val="24"/>
-          <w:szCs w:val="24"/>
-          <w:lang w:val="en-US" w:eastAsia="ru-RU"/>
-        </w:rPr>
-        <w:t>naltirilgan</w:t>
+      <w:r>
+        <w:rPr>
+          <w:rFonts w:ascii="Times New Roman" w:eastAsia="Times New Roman" w:hAnsi="Times New Roman" w:cs="Times New Roman"/>
+          <w:color w:val="1F1F1F"/>
+          <w:sz w:val="24"/>
+          <w:szCs w:val="24"/>
+          <w:lang w:val="en-US" w:eastAsia="ru-RU"/>
+        </w:rPr>
+        <w:t>yo‘naltirilgan</w:t>
       </w:r>
       <w:proofErr w:type="spellEnd"/>
       <w:r>
@@ -6438,20 +6374,10 @@
           <w:szCs w:val="24"/>
           <w:lang w:val="en-US" w:eastAsia="ru-RU"/>
         </w:rPr>
-        <w:t>bo‘</w:t>
-      </w:r>
+        <w:t>bo‘lsa</w:t>
+      </w:r>
+      <w:proofErr w:type="spellEnd"/>
       <w:proofErr w:type="gramEnd"/>
-      <w:r>
-        <w:rPr>
-          <w:rFonts w:ascii="Times New Roman" w:eastAsia="Times New Roman" w:hAnsi="Times New Roman" w:cs="Times New Roman"/>
-          <w:color w:val="1F1F1F"/>
-          <w:sz w:val="24"/>
-          <w:szCs w:val="24"/>
-          <w:lang w:val="en-US" w:eastAsia="ru-RU"/>
-        </w:rPr>
-        <w:t>lsa</w:t>
-      </w:r>
-      <w:proofErr w:type="spellEnd"/>
       <w:r>
         <w:rPr>
           <w:rFonts w:ascii="Times New Roman" w:eastAsia="Times New Roman" w:hAnsi="Times New Roman" w:cs="Times New Roman"/>
@@ -6829,6 +6755,160 @@
         <w:t xml:space="preserve"> </w:t>
       </w:r>
       <w:proofErr w:type="spellStart"/>
+      <w:r>
+        <w:rPr>
+          <w:rFonts w:ascii="Times New Roman" w:eastAsia="Times New Roman" w:hAnsi="Times New Roman" w:cs="Times New Roman"/>
+          <w:color w:val="1F1F1F"/>
+          <w:sz w:val="24"/>
+          <w:szCs w:val="24"/>
+          <w:lang w:val="en-US" w:eastAsia="ru-RU"/>
+        </w:rPr>
+        <w:t>o‘rganilgan</w:t>
+      </w:r>
+      <w:proofErr w:type="spellEnd"/>
+      <w:r>
+        <w:rPr>
+          <w:rFonts w:ascii="Times New Roman" w:eastAsia="Times New Roman" w:hAnsi="Times New Roman" w:cs="Times New Roman"/>
+          <w:color w:val="1F1F1F"/>
+          <w:sz w:val="24"/>
+          <w:szCs w:val="24"/>
+          <w:lang w:val="en-US" w:eastAsia="ru-RU"/>
+        </w:rPr>
+        <w:t xml:space="preserve">. </w:t>
+      </w:r>
+      <w:proofErr w:type="spellStart"/>
+      <w:r>
+        <w:rPr>
+          <w:rFonts w:ascii="Times New Roman" w:eastAsia="Times New Roman" w:hAnsi="Times New Roman" w:cs="Times New Roman"/>
+          <w:color w:val="1F1F1F"/>
+          <w:sz w:val="24"/>
+          <w:szCs w:val="24"/>
+          <w:lang w:val="en-US" w:eastAsia="ru-RU"/>
+        </w:rPr>
+        <w:t>Biroq</w:t>
+      </w:r>
+      <w:proofErr w:type="spellEnd"/>
+      <w:r>
+        <w:rPr>
+          <w:rFonts w:ascii="Times New Roman" w:eastAsia="Times New Roman" w:hAnsi="Times New Roman" w:cs="Times New Roman"/>
+          <w:color w:val="1F1F1F"/>
+          <w:sz w:val="24"/>
+          <w:szCs w:val="24"/>
+          <w:lang w:val="en-US" w:eastAsia="ru-RU"/>
+        </w:rPr>
+        <w:t xml:space="preserve">, </w:t>
+      </w:r>
+      <w:proofErr w:type="spellStart"/>
+      <w:r>
+        <w:rPr>
+          <w:rFonts w:ascii="Times New Roman" w:eastAsia="Times New Roman" w:hAnsi="Times New Roman" w:cs="Times New Roman"/>
+          <w:color w:val="1F1F1F"/>
+          <w:sz w:val="24"/>
+          <w:szCs w:val="24"/>
+          <w:lang w:val="en-US" w:eastAsia="ru-RU"/>
+        </w:rPr>
+        <w:t>qarz</w:t>
+      </w:r>
+      <w:proofErr w:type="spellEnd"/>
+      <w:r>
+        <w:rPr>
+          <w:rFonts w:ascii="Times New Roman" w:eastAsia="Times New Roman" w:hAnsi="Times New Roman" w:cs="Times New Roman"/>
+          <w:color w:val="1F1F1F"/>
+          <w:sz w:val="24"/>
+          <w:szCs w:val="24"/>
+          <w:lang w:val="en-US" w:eastAsia="ru-RU"/>
+        </w:rPr>
+        <w:t xml:space="preserve"> </w:t>
+      </w:r>
+      <w:proofErr w:type="spellStart"/>
+      <w:r>
+        <w:rPr>
+          <w:rFonts w:ascii="Times New Roman" w:eastAsia="Times New Roman" w:hAnsi="Times New Roman" w:cs="Times New Roman"/>
+          <w:color w:val="1F1F1F"/>
+          <w:sz w:val="24"/>
+          <w:szCs w:val="24"/>
+          <w:lang w:val="en-US" w:eastAsia="ru-RU"/>
+        </w:rPr>
+        <w:t>oluvchilar</w:t>
+      </w:r>
+      <w:proofErr w:type="spellEnd"/>
+      <w:r>
+        <w:rPr>
+          <w:rFonts w:ascii="Times New Roman" w:eastAsia="Times New Roman" w:hAnsi="Times New Roman" w:cs="Times New Roman"/>
+          <w:color w:val="1F1F1F"/>
+          <w:sz w:val="24"/>
+          <w:szCs w:val="24"/>
+          <w:lang w:val="en-US" w:eastAsia="ru-RU"/>
+        </w:rPr>
+        <w:t xml:space="preserve"> (</w:t>
+      </w:r>
+      <w:proofErr w:type="spellStart"/>
+      <w:r>
+        <w:rPr>
+          <w:rFonts w:ascii="Times New Roman" w:eastAsia="Times New Roman" w:hAnsi="Times New Roman" w:cs="Times New Roman"/>
+          <w:color w:val="1F1F1F"/>
+          <w:sz w:val="24"/>
+          <w:szCs w:val="24"/>
+          <w:lang w:val="en-US" w:eastAsia="ru-RU"/>
+        </w:rPr>
+        <w:t>ayniqsa</w:t>
+      </w:r>
+      <w:proofErr w:type="spellEnd"/>
+      <w:r>
+        <w:rPr>
+          <w:rFonts w:ascii="Times New Roman" w:eastAsia="Times New Roman" w:hAnsi="Times New Roman" w:cs="Times New Roman"/>
+          <w:color w:val="1F1F1F"/>
+          <w:sz w:val="24"/>
+          <w:szCs w:val="24"/>
+          <w:lang w:val="en-US" w:eastAsia="ru-RU"/>
+        </w:rPr>
+        <w:t xml:space="preserve"> </w:t>
+      </w:r>
+      <w:proofErr w:type="spellStart"/>
+      <w:r>
+        <w:rPr>
+          <w:rFonts w:ascii="Times New Roman" w:eastAsia="Times New Roman" w:hAnsi="Times New Roman" w:cs="Times New Roman"/>
+          <w:color w:val="1F1F1F"/>
+          <w:sz w:val="24"/>
+          <w:szCs w:val="24"/>
+          <w:lang w:val="en-US" w:eastAsia="ru-RU"/>
+        </w:rPr>
+        <w:t>jismoniy</w:t>
+      </w:r>
+      <w:proofErr w:type="spellEnd"/>
+      <w:r>
+        <w:rPr>
+          <w:rFonts w:ascii="Times New Roman" w:eastAsia="Times New Roman" w:hAnsi="Times New Roman" w:cs="Times New Roman"/>
+          <w:color w:val="1F1F1F"/>
+          <w:sz w:val="24"/>
+          <w:szCs w:val="24"/>
+          <w:lang w:val="en-US" w:eastAsia="ru-RU"/>
+        </w:rPr>
+        <w:t xml:space="preserve"> </w:t>
+      </w:r>
+      <w:proofErr w:type="spellStart"/>
+      <w:r>
+        <w:rPr>
+          <w:rFonts w:ascii="Times New Roman" w:eastAsia="Times New Roman" w:hAnsi="Times New Roman" w:cs="Times New Roman"/>
+          <w:color w:val="1F1F1F"/>
+          <w:sz w:val="24"/>
+          <w:szCs w:val="24"/>
+          <w:lang w:val="en-US" w:eastAsia="ru-RU"/>
+        </w:rPr>
+        <w:t>shaxslar</w:t>
+      </w:r>
+      <w:proofErr w:type="spellEnd"/>
+      <w:r>
+        <w:rPr>
+          <w:rFonts w:ascii="Times New Roman" w:eastAsia="Times New Roman" w:hAnsi="Times New Roman" w:cs="Times New Roman"/>
+          <w:color w:val="1F1F1F"/>
+          <w:sz w:val="24"/>
+          <w:szCs w:val="24"/>
+          <w:lang w:val="en-US" w:eastAsia="ru-RU"/>
+        </w:rPr>
+        <w:t xml:space="preserve"> </w:t>
+      </w:r>
+      <w:proofErr w:type="spellStart"/>
       <w:proofErr w:type="gramStart"/>
       <w:r>
         <w:rPr>
@@ -6838,8 +6918,9 @@
           <w:szCs w:val="24"/>
           <w:lang w:val="en-US" w:eastAsia="ru-RU"/>
         </w:rPr>
-        <w:t>o‘</w:t>
-      </w:r>
+        <w:t>va</w:t>
+      </w:r>
+      <w:proofErr w:type="spellEnd"/>
       <w:proofErr w:type="gramEnd"/>
       <w:r>
         <w:rPr>
@@ -6849,171 +6930,6 @@
           <w:szCs w:val="24"/>
           <w:lang w:val="en-US" w:eastAsia="ru-RU"/>
         </w:rPr>
-        <w:t>rganilgan</w:t>
-      </w:r>
-      <w:proofErr w:type="spellEnd"/>
-      <w:r>
-        <w:rPr>
-          <w:rFonts w:ascii="Times New Roman" w:eastAsia="Times New Roman" w:hAnsi="Times New Roman" w:cs="Times New Roman"/>
-          <w:color w:val="1F1F1F"/>
-          <w:sz w:val="24"/>
-          <w:szCs w:val="24"/>
-          <w:lang w:val="en-US" w:eastAsia="ru-RU"/>
-        </w:rPr>
-        <w:t xml:space="preserve">. </w:t>
-      </w:r>
-      <w:proofErr w:type="spellStart"/>
-      <w:r>
-        <w:rPr>
-          <w:rFonts w:ascii="Times New Roman" w:eastAsia="Times New Roman" w:hAnsi="Times New Roman" w:cs="Times New Roman"/>
-          <w:color w:val="1F1F1F"/>
-          <w:sz w:val="24"/>
-          <w:szCs w:val="24"/>
-          <w:lang w:val="en-US" w:eastAsia="ru-RU"/>
-        </w:rPr>
-        <w:t>Biroq</w:t>
-      </w:r>
-      <w:proofErr w:type="spellEnd"/>
-      <w:r>
-        <w:rPr>
-          <w:rFonts w:ascii="Times New Roman" w:eastAsia="Times New Roman" w:hAnsi="Times New Roman" w:cs="Times New Roman"/>
-          <w:color w:val="1F1F1F"/>
-          <w:sz w:val="24"/>
-          <w:szCs w:val="24"/>
-          <w:lang w:val="en-US" w:eastAsia="ru-RU"/>
-        </w:rPr>
-        <w:t xml:space="preserve">, </w:t>
-      </w:r>
-      <w:proofErr w:type="spellStart"/>
-      <w:r>
-        <w:rPr>
-          <w:rFonts w:ascii="Times New Roman" w:eastAsia="Times New Roman" w:hAnsi="Times New Roman" w:cs="Times New Roman"/>
-          <w:color w:val="1F1F1F"/>
-          <w:sz w:val="24"/>
-          <w:szCs w:val="24"/>
-          <w:lang w:val="en-US" w:eastAsia="ru-RU"/>
-        </w:rPr>
-        <w:t>qarz</w:t>
-      </w:r>
-      <w:proofErr w:type="spellEnd"/>
-      <w:r>
-        <w:rPr>
-          <w:rFonts w:ascii="Times New Roman" w:eastAsia="Times New Roman" w:hAnsi="Times New Roman" w:cs="Times New Roman"/>
-          <w:color w:val="1F1F1F"/>
-          <w:sz w:val="24"/>
-          <w:szCs w:val="24"/>
-          <w:lang w:val="en-US" w:eastAsia="ru-RU"/>
-        </w:rPr>
-        <w:t xml:space="preserve"> </w:t>
-      </w:r>
-      <w:proofErr w:type="spellStart"/>
-      <w:r>
-        <w:rPr>
-          <w:rFonts w:ascii="Times New Roman" w:eastAsia="Times New Roman" w:hAnsi="Times New Roman" w:cs="Times New Roman"/>
-          <w:color w:val="1F1F1F"/>
-          <w:sz w:val="24"/>
-          <w:szCs w:val="24"/>
-          <w:lang w:val="en-US" w:eastAsia="ru-RU"/>
-        </w:rPr>
-        <w:t>oluvchilar</w:t>
-      </w:r>
-      <w:proofErr w:type="spellEnd"/>
-      <w:r>
-        <w:rPr>
-          <w:rFonts w:ascii="Times New Roman" w:eastAsia="Times New Roman" w:hAnsi="Times New Roman" w:cs="Times New Roman"/>
-          <w:color w:val="1F1F1F"/>
-          <w:sz w:val="24"/>
-          <w:szCs w:val="24"/>
-          <w:lang w:val="en-US" w:eastAsia="ru-RU"/>
-        </w:rPr>
-        <w:t xml:space="preserve"> (</w:t>
-      </w:r>
-      <w:proofErr w:type="spellStart"/>
-      <w:r>
-        <w:rPr>
-          <w:rFonts w:ascii="Times New Roman" w:eastAsia="Times New Roman" w:hAnsi="Times New Roman" w:cs="Times New Roman"/>
-          <w:color w:val="1F1F1F"/>
-          <w:sz w:val="24"/>
-          <w:szCs w:val="24"/>
-          <w:lang w:val="en-US" w:eastAsia="ru-RU"/>
-        </w:rPr>
-        <w:t>ayniqsa</w:t>
-      </w:r>
-      <w:proofErr w:type="spellEnd"/>
-      <w:r>
-        <w:rPr>
-          <w:rFonts w:ascii="Times New Roman" w:eastAsia="Times New Roman" w:hAnsi="Times New Roman" w:cs="Times New Roman"/>
-          <w:color w:val="1F1F1F"/>
-          <w:sz w:val="24"/>
-          <w:szCs w:val="24"/>
-          <w:lang w:val="en-US" w:eastAsia="ru-RU"/>
-        </w:rPr>
-        <w:t xml:space="preserve"> </w:t>
-      </w:r>
-      <w:proofErr w:type="spellStart"/>
-      <w:r>
-        <w:rPr>
-          <w:rFonts w:ascii="Times New Roman" w:eastAsia="Times New Roman" w:hAnsi="Times New Roman" w:cs="Times New Roman"/>
-          <w:color w:val="1F1F1F"/>
-          <w:sz w:val="24"/>
-          <w:szCs w:val="24"/>
-          <w:lang w:val="en-US" w:eastAsia="ru-RU"/>
-        </w:rPr>
-        <w:t>jismoniy</w:t>
-      </w:r>
-      <w:proofErr w:type="spellEnd"/>
-      <w:r>
-        <w:rPr>
-          <w:rFonts w:ascii="Times New Roman" w:eastAsia="Times New Roman" w:hAnsi="Times New Roman" w:cs="Times New Roman"/>
-          <w:color w:val="1F1F1F"/>
-          <w:sz w:val="24"/>
-          <w:szCs w:val="24"/>
-          <w:lang w:val="en-US" w:eastAsia="ru-RU"/>
-        </w:rPr>
-        <w:t xml:space="preserve"> </w:t>
-      </w:r>
-      <w:proofErr w:type="spellStart"/>
-      <w:r>
-        <w:rPr>
-          <w:rFonts w:ascii="Times New Roman" w:eastAsia="Times New Roman" w:hAnsi="Times New Roman" w:cs="Times New Roman"/>
-          <w:color w:val="1F1F1F"/>
-          <w:sz w:val="24"/>
-          <w:szCs w:val="24"/>
-          <w:lang w:val="en-US" w:eastAsia="ru-RU"/>
-        </w:rPr>
-        <w:t>shaxslar</w:t>
-      </w:r>
-      <w:proofErr w:type="spellEnd"/>
-      <w:r>
-        <w:rPr>
-          <w:rFonts w:ascii="Times New Roman" w:eastAsia="Times New Roman" w:hAnsi="Times New Roman" w:cs="Times New Roman"/>
-          <w:color w:val="1F1F1F"/>
-          <w:sz w:val="24"/>
-          <w:szCs w:val="24"/>
-          <w:lang w:val="en-US" w:eastAsia="ru-RU"/>
-        </w:rPr>
-        <w:t xml:space="preserve"> </w:t>
-      </w:r>
-      <w:proofErr w:type="spellStart"/>
-      <w:r>
-        <w:rPr>
-          <w:rFonts w:ascii="Times New Roman" w:eastAsia="Times New Roman" w:hAnsi="Times New Roman" w:cs="Times New Roman"/>
-          <w:color w:val="1F1F1F"/>
-          <w:sz w:val="24"/>
-          <w:szCs w:val="24"/>
-          <w:lang w:val="en-US" w:eastAsia="ru-RU"/>
-        </w:rPr>
-        <w:t>va</w:t>
-      </w:r>
-      <w:proofErr w:type="spellEnd"/>
-      <w:r>
-        <w:rPr>
-          <w:rFonts w:ascii="Times New Roman" w:eastAsia="Times New Roman" w:hAnsi="Times New Roman" w:cs="Times New Roman"/>
-          <w:color w:val="1F1F1F"/>
-          <w:sz w:val="24"/>
-          <w:szCs w:val="24"/>
-          <w:lang w:val="en-US" w:eastAsia="ru-RU"/>
-        </w:rPr>
         <w:t xml:space="preserve"> </w:t>
       </w:r>
       <w:proofErr w:type="spellStart"/>
@@ -7083,27 +6999,15 @@
         <w:t xml:space="preserve">) </w:t>
       </w:r>
       <w:proofErr w:type="spellStart"/>
-      <w:proofErr w:type="gramStart"/>
-      <w:r>
-        <w:rPr>
-          <w:rFonts w:ascii="Times New Roman" w:eastAsia="Times New Roman" w:hAnsi="Times New Roman" w:cs="Times New Roman"/>
-          <w:color w:val="1F1F1F"/>
-          <w:sz w:val="24"/>
-          <w:szCs w:val="24"/>
-          <w:lang w:val="en-US" w:eastAsia="ru-RU"/>
-        </w:rPr>
-        <w:t>o‘</w:t>
-      </w:r>
-      <w:proofErr w:type="gramEnd"/>
-      <w:r>
-        <w:rPr>
-          <w:rFonts w:ascii="Times New Roman" w:eastAsia="Times New Roman" w:hAnsi="Times New Roman" w:cs="Times New Roman"/>
-          <w:color w:val="1F1F1F"/>
-          <w:sz w:val="24"/>
-          <w:szCs w:val="24"/>
-          <w:lang w:val="en-US" w:eastAsia="ru-RU"/>
-        </w:rPr>
-        <w:t>rtasida</w:t>
+      <w:r>
+        <w:rPr>
+          <w:rFonts w:ascii="Times New Roman" w:eastAsia="Times New Roman" w:hAnsi="Times New Roman" w:cs="Times New Roman"/>
+          <w:color w:val="1F1F1F"/>
+          <w:sz w:val="24"/>
+          <w:szCs w:val="24"/>
+          <w:lang w:val="en-US" w:eastAsia="ru-RU"/>
+        </w:rPr>
+        <w:t>o‘rtasida</w:t>
       </w:r>
       <w:proofErr w:type="spellEnd"/>
       <w:r>
@@ -7919,6 +7823,182 @@
         <w:t xml:space="preserve"> </w:t>
       </w:r>
       <w:proofErr w:type="spellStart"/>
+      <w:r>
+        <w:rPr>
+          <w:rFonts w:ascii="Times New Roman" w:eastAsia="Times New Roman" w:hAnsi="Times New Roman" w:cs="Times New Roman"/>
+          <w:color w:val="1F1F1F"/>
+          <w:sz w:val="24"/>
+          <w:szCs w:val="24"/>
+          <w:lang w:val="en-US" w:eastAsia="ru-RU"/>
+        </w:rPr>
+        <w:t>xo‘jaligi</w:t>
+      </w:r>
+      <w:proofErr w:type="spellEnd"/>
+      <w:r>
+        <w:rPr>
+          <w:rFonts w:ascii="Times New Roman" w:eastAsia="Times New Roman" w:hAnsi="Times New Roman" w:cs="Times New Roman"/>
+          <w:color w:val="1F1F1F"/>
+          <w:sz w:val="24"/>
+          <w:szCs w:val="24"/>
+          <w:lang w:val="en-US" w:eastAsia="ru-RU"/>
+        </w:rPr>
+        <w:t xml:space="preserve">, </w:t>
+      </w:r>
+      <w:proofErr w:type="spellStart"/>
+      <w:r>
+        <w:rPr>
+          <w:rFonts w:ascii="Times New Roman" w:eastAsia="Times New Roman" w:hAnsi="Times New Roman" w:cs="Times New Roman"/>
+          <w:color w:val="1F1F1F"/>
+          <w:sz w:val="24"/>
+          <w:szCs w:val="24"/>
+          <w:lang w:val="en-US" w:eastAsia="ru-RU"/>
+        </w:rPr>
+        <w:t>savdo</w:t>
+      </w:r>
+      <w:proofErr w:type="spellEnd"/>
+      <w:r>
+        <w:rPr>
+          <w:rFonts w:ascii="Times New Roman" w:eastAsia="Times New Roman" w:hAnsi="Times New Roman" w:cs="Times New Roman"/>
+          <w:color w:val="1F1F1F"/>
+          <w:sz w:val="24"/>
+          <w:szCs w:val="24"/>
+          <w:lang w:val="en-US" w:eastAsia="ru-RU"/>
+        </w:rPr>
+        <w:t xml:space="preserve">, </w:t>
+      </w:r>
+      <w:proofErr w:type="spellStart"/>
+      <w:r>
+        <w:rPr>
+          <w:rFonts w:ascii="Times New Roman" w:eastAsia="Times New Roman" w:hAnsi="Times New Roman" w:cs="Times New Roman"/>
+          <w:color w:val="1F1F1F"/>
+          <w:sz w:val="24"/>
+          <w:szCs w:val="24"/>
+          <w:lang w:val="en-US" w:eastAsia="ru-RU"/>
+        </w:rPr>
+        <w:t>sanoat</w:t>
+      </w:r>
+      <w:proofErr w:type="spellEnd"/>
+      <w:r>
+        <w:rPr>
+          <w:rFonts w:ascii="Times New Roman" w:eastAsia="Times New Roman" w:hAnsi="Times New Roman" w:cs="Times New Roman"/>
+          <w:color w:val="1F1F1F"/>
+          <w:sz w:val="24"/>
+          <w:szCs w:val="24"/>
+          <w:lang w:val="en-US" w:eastAsia="ru-RU"/>
+        </w:rPr>
+        <w:t xml:space="preserve">) </w:t>
+      </w:r>
+      <w:proofErr w:type="spellStart"/>
+      <w:r>
+        <w:rPr>
+          <w:rFonts w:ascii="Times New Roman" w:eastAsia="Times New Roman" w:hAnsi="Times New Roman" w:cs="Times New Roman"/>
+          <w:color w:val="1F1F1F"/>
+          <w:sz w:val="24"/>
+          <w:szCs w:val="24"/>
+          <w:lang w:val="en-US" w:eastAsia="ru-RU"/>
+        </w:rPr>
+        <w:t>alohida</w:t>
+      </w:r>
+      <w:proofErr w:type="spellEnd"/>
+      <w:r>
+        <w:rPr>
+          <w:rFonts w:ascii="Times New Roman" w:eastAsia="Times New Roman" w:hAnsi="Times New Roman" w:cs="Times New Roman"/>
+          <w:color w:val="1F1F1F"/>
+          <w:sz w:val="24"/>
+          <w:szCs w:val="24"/>
+          <w:lang w:val="en-US" w:eastAsia="ru-RU"/>
+        </w:rPr>
+        <w:t xml:space="preserve"> </w:t>
+      </w:r>
+      <w:proofErr w:type="spellStart"/>
+      <w:r>
+        <w:rPr>
+          <w:rFonts w:ascii="Times New Roman" w:eastAsia="Times New Roman" w:hAnsi="Times New Roman" w:cs="Times New Roman"/>
+          <w:color w:val="1F1F1F"/>
+          <w:sz w:val="24"/>
+          <w:szCs w:val="24"/>
+          <w:lang w:val="en-US" w:eastAsia="ru-RU"/>
+        </w:rPr>
+        <w:t>segmentatsiya</w:t>
+      </w:r>
+      <w:proofErr w:type="spellEnd"/>
+      <w:r>
+        <w:rPr>
+          <w:rFonts w:ascii="Times New Roman" w:eastAsia="Times New Roman" w:hAnsi="Times New Roman" w:cs="Times New Roman"/>
+          <w:color w:val="1F1F1F"/>
+          <w:sz w:val="24"/>
+          <w:szCs w:val="24"/>
+          <w:lang w:val="en-US" w:eastAsia="ru-RU"/>
+        </w:rPr>
+        <w:t xml:space="preserve"> </w:t>
+      </w:r>
+      <w:proofErr w:type="spellStart"/>
+      <w:r>
+        <w:rPr>
+          <w:rFonts w:ascii="Times New Roman" w:eastAsia="Times New Roman" w:hAnsi="Times New Roman" w:cs="Times New Roman"/>
+          <w:color w:val="1F1F1F"/>
+          <w:sz w:val="24"/>
+          <w:szCs w:val="24"/>
+          <w:lang w:val="en-US" w:eastAsia="ru-RU"/>
+        </w:rPr>
+        <w:t>qilish</w:t>
+      </w:r>
+      <w:proofErr w:type="spellEnd"/>
+      <w:r>
+        <w:rPr>
+          <w:rFonts w:ascii="Times New Roman" w:eastAsia="Times New Roman" w:hAnsi="Times New Roman" w:cs="Times New Roman"/>
+          <w:color w:val="1F1F1F"/>
+          <w:sz w:val="24"/>
+          <w:szCs w:val="24"/>
+          <w:lang w:val="en-US" w:eastAsia="ru-RU"/>
+        </w:rPr>
+        <w:t xml:space="preserve"> </w:t>
+      </w:r>
+      <w:proofErr w:type="spellStart"/>
+      <w:r>
+        <w:rPr>
+          <w:rFonts w:ascii="Times New Roman" w:eastAsia="Times New Roman" w:hAnsi="Times New Roman" w:cs="Times New Roman"/>
+          <w:color w:val="1F1F1F"/>
+          <w:sz w:val="24"/>
+          <w:szCs w:val="24"/>
+          <w:lang w:val="en-US" w:eastAsia="ru-RU"/>
+        </w:rPr>
+        <w:t>maqsadga</w:t>
+      </w:r>
+      <w:proofErr w:type="spellEnd"/>
+      <w:r>
+        <w:rPr>
+          <w:rFonts w:ascii="Times New Roman" w:eastAsia="Times New Roman" w:hAnsi="Times New Roman" w:cs="Times New Roman"/>
+          <w:color w:val="1F1F1F"/>
+          <w:sz w:val="24"/>
+          <w:szCs w:val="24"/>
+          <w:lang w:val="en-US" w:eastAsia="ru-RU"/>
+        </w:rPr>
+        <w:t xml:space="preserve"> </w:t>
+      </w:r>
+      <w:proofErr w:type="spellStart"/>
+      <w:r>
+        <w:rPr>
+          <w:rFonts w:ascii="Times New Roman" w:eastAsia="Times New Roman" w:hAnsi="Times New Roman" w:cs="Times New Roman"/>
+          <w:color w:val="1F1F1F"/>
+          <w:sz w:val="24"/>
+          <w:szCs w:val="24"/>
+          <w:lang w:val="en-US" w:eastAsia="ru-RU"/>
+        </w:rPr>
+        <w:t>muvofiq</w:t>
+      </w:r>
+      <w:proofErr w:type="spellEnd"/>
+      <w:r>
+        <w:rPr>
+          <w:rFonts w:ascii="Times New Roman" w:eastAsia="Times New Roman" w:hAnsi="Times New Roman" w:cs="Times New Roman"/>
+          <w:color w:val="1F1F1F"/>
+          <w:sz w:val="24"/>
+          <w:szCs w:val="24"/>
+          <w:lang w:val="en-US" w:eastAsia="ru-RU"/>
+        </w:rPr>
+        <w:t xml:space="preserve"> </w:t>
+      </w:r>
+      <w:proofErr w:type="spellStart"/>
       <w:proofErr w:type="gramStart"/>
       <w:r>
         <w:rPr>
@@ -7928,196 +8008,10 @@
           <w:szCs w:val="24"/>
           <w:lang w:val="en-US" w:eastAsia="ru-RU"/>
         </w:rPr>
-        <w:t>xo‘</w:t>
-      </w:r>
+        <w:t>bo‘lardi</w:t>
+      </w:r>
+      <w:proofErr w:type="spellEnd"/>
       <w:proofErr w:type="gramEnd"/>
-      <w:r>
-        <w:rPr>
-          <w:rFonts w:ascii="Times New Roman" w:eastAsia="Times New Roman" w:hAnsi="Times New Roman" w:cs="Times New Roman"/>
-          <w:color w:val="1F1F1F"/>
-          <w:sz w:val="24"/>
-          <w:szCs w:val="24"/>
-          <w:lang w:val="en-US" w:eastAsia="ru-RU"/>
-        </w:rPr>
-        <w:t>jaligi</w:t>
-      </w:r>
-      <w:proofErr w:type="spellEnd"/>
-      <w:r>
-        <w:rPr>
-          <w:rFonts w:ascii="Times New Roman" w:eastAsia="Times New Roman" w:hAnsi="Times New Roman" w:cs="Times New Roman"/>
-          <w:color w:val="1F1F1F"/>
-          <w:sz w:val="24"/>
-          <w:szCs w:val="24"/>
-          <w:lang w:val="en-US" w:eastAsia="ru-RU"/>
-        </w:rPr>
-        <w:t xml:space="preserve">, </w:t>
-      </w:r>
-      <w:proofErr w:type="spellStart"/>
-      <w:r>
-        <w:rPr>
-          <w:rFonts w:ascii="Times New Roman" w:eastAsia="Times New Roman" w:hAnsi="Times New Roman" w:cs="Times New Roman"/>
-          <w:color w:val="1F1F1F"/>
-          <w:sz w:val="24"/>
-          <w:szCs w:val="24"/>
-          <w:lang w:val="en-US" w:eastAsia="ru-RU"/>
-        </w:rPr>
-        <w:t>savdo</w:t>
-      </w:r>
-      <w:proofErr w:type="spellEnd"/>
-      <w:r>
-        <w:rPr>
-          <w:rFonts w:ascii="Times New Roman" w:eastAsia="Times New Roman" w:hAnsi="Times New Roman" w:cs="Times New Roman"/>
-          <w:color w:val="1F1F1F"/>
-          <w:sz w:val="24"/>
-          <w:szCs w:val="24"/>
-          <w:lang w:val="en-US" w:eastAsia="ru-RU"/>
-        </w:rPr>
-        <w:t xml:space="preserve">, </w:t>
-      </w:r>
-      <w:proofErr w:type="spellStart"/>
-      <w:r>
-        <w:rPr>
-          <w:rFonts w:ascii="Times New Roman" w:eastAsia="Times New Roman" w:hAnsi="Times New Roman" w:cs="Times New Roman"/>
-          <w:color w:val="1F1F1F"/>
-          <w:sz w:val="24"/>
-          <w:szCs w:val="24"/>
-          <w:lang w:val="en-US" w:eastAsia="ru-RU"/>
-        </w:rPr>
-        <w:t>sanoat</w:t>
-      </w:r>
-      <w:proofErr w:type="spellEnd"/>
-      <w:r>
-        <w:rPr>
-          <w:rFonts w:ascii="Times New Roman" w:eastAsia="Times New Roman" w:hAnsi="Times New Roman" w:cs="Times New Roman"/>
-          <w:color w:val="1F1F1F"/>
-          <w:sz w:val="24"/>
-          <w:szCs w:val="24"/>
-          <w:lang w:val="en-US" w:eastAsia="ru-RU"/>
-        </w:rPr>
-        <w:t xml:space="preserve">) </w:t>
-      </w:r>
-      <w:proofErr w:type="spellStart"/>
-      <w:r>
-        <w:rPr>
-          <w:rFonts w:ascii="Times New Roman" w:eastAsia="Times New Roman" w:hAnsi="Times New Roman" w:cs="Times New Roman"/>
-          <w:color w:val="1F1F1F"/>
-          <w:sz w:val="24"/>
-          <w:szCs w:val="24"/>
-          <w:lang w:val="en-US" w:eastAsia="ru-RU"/>
-        </w:rPr>
-        <w:t>alohida</w:t>
-      </w:r>
-      <w:proofErr w:type="spellEnd"/>
-      <w:r>
-        <w:rPr>
-          <w:rFonts w:ascii="Times New Roman" w:eastAsia="Times New Roman" w:hAnsi="Times New Roman" w:cs="Times New Roman"/>
-          <w:color w:val="1F1F1F"/>
-          <w:sz w:val="24"/>
-          <w:szCs w:val="24"/>
-          <w:lang w:val="en-US" w:eastAsia="ru-RU"/>
-        </w:rPr>
-        <w:t xml:space="preserve"> </w:t>
-      </w:r>
-      <w:proofErr w:type="spellStart"/>
-      <w:r>
-        <w:rPr>
-          <w:rFonts w:ascii="Times New Roman" w:eastAsia="Times New Roman" w:hAnsi="Times New Roman" w:cs="Times New Roman"/>
-          <w:color w:val="1F1F1F"/>
-          <w:sz w:val="24"/>
-          <w:szCs w:val="24"/>
-          <w:lang w:val="en-US" w:eastAsia="ru-RU"/>
-        </w:rPr>
-        <w:t>segmentatsiya</w:t>
-      </w:r>
-      <w:proofErr w:type="spellEnd"/>
-      <w:r>
-        <w:rPr>
-          <w:rFonts w:ascii="Times New Roman" w:eastAsia="Times New Roman" w:hAnsi="Times New Roman" w:cs="Times New Roman"/>
-          <w:color w:val="1F1F1F"/>
-          <w:sz w:val="24"/>
-          <w:szCs w:val="24"/>
-          <w:lang w:val="en-US" w:eastAsia="ru-RU"/>
-        </w:rPr>
-        <w:t xml:space="preserve"> </w:t>
-      </w:r>
-      <w:proofErr w:type="spellStart"/>
-      <w:r>
-        <w:rPr>
-          <w:rFonts w:ascii="Times New Roman" w:eastAsia="Times New Roman" w:hAnsi="Times New Roman" w:cs="Times New Roman"/>
-          <w:color w:val="1F1F1F"/>
-          <w:sz w:val="24"/>
-          <w:szCs w:val="24"/>
-          <w:lang w:val="en-US" w:eastAsia="ru-RU"/>
-        </w:rPr>
-        <w:t>qilish</w:t>
-      </w:r>
-      <w:proofErr w:type="spellEnd"/>
-      <w:r>
-        <w:rPr>
-          <w:rFonts w:ascii="Times New Roman" w:eastAsia="Times New Roman" w:hAnsi="Times New Roman" w:cs="Times New Roman"/>
-          <w:color w:val="1F1F1F"/>
-          <w:sz w:val="24"/>
-          <w:szCs w:val="24"/>
-          <w:lang w:val="en-US" w:eastAsia="ru-RU"/>
-        </w:rPr>
-        <w:t xml:space="preserve"> </w:t>
-      </w:r>
-      <w:proofErr w:type="spellStart"/>
-      <w:r>
-        <w:rPr>
-          <w:rFonts w:ascii="Times New Roman" w:eastAsia="Times New Roman" w:hAnsi="Times New Roman" w:cs="Times New Roman"/>
-          <w:color w:val="1F1F1F"/>
-          <w:sz w:val="24"/>
-          <w:szCs w:val="24"/>
-          <w:lang w:val="en-US" w:eastAsia="ru-RU"/>
-        </w:rPr>
-        <w:t>maqsadga</w:t>
-      </w:r>
-      <w:proofErr w:type="spellEnd"/>
-      <w:r>
-        <w:rPr>
-          <w:rFonts w:ascii="Times New Roman" w:eastAsia="Times New Roman" w:hAnsi="Times New Roman" w:cs="Times New Roman"/>
-          <w:color w:val="1F1F1F"/>
-          <w:sz w:val="24"/>
-          <w:szCs w:val="24"/>
-          <w:lang w:val="en-US" w:eastAsia="ru-RU"/>
-        </w:rPr>
-        <w:t xml:space="preserve"> </w:t>
-      </w:r>
-      <w:proofErr w:type="spellStart"/>
-      <w:r>
-        <w:rPr>
-          <w:rFonts w:ascii="Times New Roman" w:eastAsia="Times New Roman" w:hAnsi="Times New Roman" w:cs="Times New Roman"/>
-          <w:color w:val="1F1F1F"/>
-          <w:sz w:val="24"/>
-          <w:szCs w:val="24"/>
-          <w:lang w:val="en-US" w:eastAsia="ru-RU"/>
-        </w:rPr>
-        <w:t>muvofiq</w:t>
-      </w:r>
-      <w:proofErr w:type="spellEnd"/>
-      <w:r>
-        <w:rPr>
-          <w:rFonts w:ascii="Times New Roman" w:eastAsia="Times New Roman" w:hAnsi="Times New Roman" w:cs="Times New Roman"/>
-          <w:color w:val="1F1F1F"/>
-          <w:sz w:val="24"/>
-          <w:szCs w:val="24"/>
-          <w:lang w:val="en-US" w:eastAsia="ru-RU"/>
-        </w:rPr>
-        <w:t xml:space="preserve"> </w:t>
-      </w:r>
-      <w:proofErr w:type="spellStart"/>
-      <w:r>
-        <w:rPr>
-          <w:rFonts w:ascii="Times New Roman" w:eastAsia="Times New Roman" w:hAnsi="Times New Roman" w:cs="Times New Roman"/>
-          <w:color w:val="1F1F1F"/>
-          <w:sz w:val="24"/>
-          <w:szCs w:val="24"/>
-          <w:lang w:val="en-US" w:eastAsia="ru-RU"/>
-        </w:rPr>
-        <w:t>bo‘lardi</w:t>
-      </w:r>
-      <w:proofErr w:type="spellEnd"/>
       <w:r>
         <w:rPr>
           <w:rFonts w:ascii="Times New Roman" w:eastAsia="Times New Roman" w:hAnsi="Times New Roman" w:cs="Times New Roman"/>
@@ -8328,20 +8222,10 @@
           <w:szCs w:val="24"/>
           <w:lang w:val="en-US" w:eastAsia="ru-RU"/>
         </w:rPr>
-        <w:t>ko‘</w:t>
-      </w:r>
+        <w:t>ko‘rsatmaydi</w:t>
+      </w:r>
+      <w:proofErr w:type="spellEnd"/>
       <w:proofErr w:type="gramEnd"/>
-      <w:r>
-        <w:rPr>
-          <w:rFonts w:ascii="Times New Roman" w:eastAsia="Times New Roman" w:hAnsi="Times New Roman" w:cs="Times New Roman"/>
-          <w:color w:val="1F1F1F"/>
-          <w:sz w:val="24"/>
-          <w:szCs w:val="24"/>
-          <w:lang w:val="en-US" w:eastAsia="ru-RU"/>
-        </w:rPr>
-        <w:t>rsatmaydi</w:t>
-      </w:r>
-      <w:proofErr w:type="spellEnd"/>
       <w:r>
         <w:rPr>
           <w:rFonts w:ascii="Times New Roman" w:eastAsia="Times New Roman" w:hAnsi="Times New Roman" w:cs="Times New Roman"/>
@@ -8543,6 +8427,204 @@
         <w:t xml:space="preserve"> </w:t>
       </w:r>
       <w:proofErr w:type="spellStart"/>
+      <w:r>
+        <w:rPr>
+          <w:rFonts w:ascii="Times New Roman" w:eastAsia="Times New Roman" w:hAnsi="Times New Roman" w:cs="Times New Roman"/>
+          <w:color w:val="1F1F1F"/>
+          <w:sz w:val="24"/>
+          <w:szCs w:val="24"/>
+          <w:lang w:val="en-US" w:eastAsia="ru-RU"/>
+        </w:rPr>
+        <w:t>o‘g‘li</w:t>
+      </w:r>
+      <w:proofErr w:type="spellEnd"/>
+      <w:r>
+        <w:rPr>
+          <w:rFonts w:ascii="Times New Roman" w:eastAsia="Times New Roman" w:hAnsi="Times New Roman" w:cs="Times New Roman"/>
+          <w:color w:val="1F1F1F"/>
+          <w:sz w:val="24"/>
+          <w:szCs w:val="24"/>
+          <w:lang w:val="en-US" w:eastAsia="ru-RU"/>
+        </w:rPr>
+        <w:t xml:space="preserve"> </w:t>
+      </w:r>
+      <w:proofErr w:type="spellStart"/>
+      <w:r>
+        <w:rPr>
+          <w:rFonts w:ascii="Times New Roman" w:eastAsia="Times New Roman" w:hAnsi="Times New Roman" w:cs="Times New Roman"/>
+          <w:color w:val="1F1F1F"/>
+          <w:sz w:val="24"/>
+          <w:szCs w:val="24"/>
+          <w:lang w:val="en-US" w:eastAsia="ru-RU"/>
+        </w:rPr>
+        <w:t>tomonidan</w:t>
+      </w:r>
+      <w:proofErr w:type="spellEnd"/>
+      <w:r>
+        <w:rPr>
+          <w:rFonts w:ascii="Times New Roman" w:eastAsia="Times New Roman" w:hAnsi="Times New Roman" w:cs="Times New Roman"/>
+          <w:color w:val="1F1F1F"/>
+          <w:sz w:val="24"/>
+          <w:szCs w:val="24"/>
+          <w:lang w:val="en-US" w:eastAsia="ru-RU"/>
+        </w:rPr>
+        <w:t xml:space="preserve"> </w:t>
+      </w:r>
+      <w:proofErr w:type="spellStart"/>
+      <w:r>
+        <w:rPr>
+          <w:rFonts w:ascii="Times New Roman" w:eastAsia="Times New Roman" w:hAnsi="Times New Roman" w:cs="Times New Roman"/>
+          <w:color w:val="1F1F1F"/>
+          <w:sz w:val="24"/>
+          <w:szCs w:val="24"/>
+          <w:lang w:val="en-US" w:eastAsia="ru-RU"/>
+        </w:rPr>
+        <w:t>tayyorlangan</w:t>
+      </w:r>
+      <w:proofErr w:type="spellEnd"/>
+      <w:r>
+        <w:rPr>
+          <w:rFonts w:ascii="Times New Roman" w:eastAsia="Times New Roman" w:hAnsi="Times New Roman" w:cs="Times New Roman"/>
+          <w:color w:val="1F1F1F"/>
+          <w:sz w:val="24"/>
+          <w:szCs w:val="24"/>
+          <w:lang w:val="en-US" w:eastAsia="ru-RU"/>
+        </w:rPr>
+        <w:t xml:space="preserve"> “</w:t>
+      </w:r>
+      <w:proofErr w:type="spellStart"/>
+      <w:r>
+        <w:rPr>
+          <w:rFonts w:ascii="Times New Roman" w:eastAsia="Times New Roman" w:hAnsi="Times New Roman" w:cs="Times New Roman"/>
+          <w:color w:val="1F1F1F"/>
+          <w:sz w:val="24"/>
+          <w:szCs w:val="24"/>
+          <w:lang w:val="en-US" w:eastAsia="ru-RU"/>
+        </w:rPr>
+        <w:t>Tijorat</w:t>
+      </w:r>
+      <w:proofErr w:type="spellEnd"/>
+      <w:r>
+        <w:rPr>
+          <w:rFonts w:ascii="Times New Roman" w:eastAsia="Times New Roman" w:hAnsi="Times New Roman" w:cs="Times New Roman"/>
+          <w:color w:val="1F1F1F"/>
+          <w:sz w:val="24"/>
+          <w:szCs w:val="24"/>
+          <w:lang w:val="en-US" w:eastAsia="ru-RU"/>
+        </w:rPr>
+        <w:t xml:space="preserve"> </w:t>
+      </w:r>
+      <w:proofErr w:type="spellStart"/>
+      <w:r>
+        <w:rPr>
+          <w:rFonts w:ascii="Times New Roman" w:eastAsia="Times New Roman" w:hAnsi="Times New Roman" w:cs="Times New Roman"/>
+          <w:color w:val="1F1F1F"/>
+          <w:sz w:val="24"/>
+          <w:szCs w:val="24"/>
+          <w:lang w:val="en-US" w:eastAsia="ru-RU"/>
+        </w:rPr>
+        <w:t>banklarida</w:t>
+      </w:r>
+      <w:proofErr w:type="spellEnd"/>
+      <w:r>
+        <w:rPr>
+          <w:rFonts w:ascii="Times New Roman" w:eastAsia="Times New Roman" w:hAnsi="Times New Roman" w:cs="Times New Roman"/>
+          <w:color w:val="1F1F1F"/>
+          <w:sz w:val="24"/>
+          <w:szCs w:val="24"/>
+          <w:lang w:val="en-US" w:eastAsia="ru-RU"/>
+        </w:rPr>
+        <w:t xml:space="preserve"> </w:t>
+      </w:r>
+      <w:proofErr w:type="spellStart"/>
+      <w:r>
+        <w:rPr>
+          <w:rFonts w:ascii="Times New Roman" w:eastAsia="Times New Roman" w:hAnsi="Times New Roman" w:cs="Times New Roman"/>
+          <w:color w:val="1F1F1F"/>
+          <w:sz w:val="24"/>
+          <w:szCs w:val="24"/>
+          <w:lang w:val="en-US" w:eastAsia="ru-RU"/>
+        </w:rPr>
+        <w:t>muammoli</w:t>
+      </w:r>
+      <w:proofErr w:type="spellEnd"/>
+      <w:r>
+        <w:rPr>
+          <w:rFonts w:ascii="Times New Roman" w:eastAsia="Times New Roman" w:hAnsi="Times New Roman" w:cs="Times New Roman"/>
+          <w:color w:val="1F1F1F"/>
+          <w:sz w:val="24"/>
+          <w:szCs w:val="24"/>
+          <w:lang w:val="en-US" w:eastAsia="ru-RU"/>
+        </w:rPr>
+        <w:t xml:space="preserve"> </w:t>
+      </w:r>
+      <w:proofErr w:type="spellStart"/>
+      <w:r>
+        <w:rPr>
+          <w:rFonts w:ascii="Times New Roman" w:eastAsia="Times New Roman" w:hAnsi="Times New Roman" w:cs="Times New Roman"/>
+          <w:color w:val="1F1F1F"/>
+          <w:sz w:val="24"/>
+          <w:szCs w:val="24"/>
+          <w:lang w:val="en-US" w:eastAsia="ru-RU"/>
+        </w:rPr>
+        <w:t>kreditlarning</w:t>
+      </w:r>
+      <w:proofErr w:type="spellEnd"/>
+      <w:r>
+        <w:rPr>
+          <w:rFonts w:ascii="Times New Roman" w:eastAsia="Times New Roman" w:hAnsi="Times New Roman" w:cs="Times New Roman"/>
+          <w:color w:val="1F1F1F"/>
+          <w:sz w:val="24"/>
+          <w:szCs w:val="24"/>
+          <w:lang w:val="en-US" w:eastAsia="ru-RU"/>
+        </w:rPr>
+        <w:t xml:space="preserve"> </w:t>
+      </w:r>
+      <w:proofErr w:type="spellStart"/>
+      <w:r>
+        <w:rPr>
+          <w:rFonts w:ascii="Times New Roman" w:eastAsia="Times New Roman" w:hAnsi="Times New Roman" w:cs="Times New Roman"/>
+          <w:color w:val="1F1F1F"/>
+          <w:sz w:val="24"/>
+          <w:szCs w:val="24"/>
+          <w:lang w:val="en-US" w:eastAsia="ru-RU"/>
+        </w:rPr>
+        <w:t>vujudga</w:t>
+      </w:r>
+      <w:proofErr w:type="spellEnd"/>
+      <w:r>
+        <w:rPr>
+          <w:rFonts w:ascii="Times New Roman" w:eastAsia="Times New Roman" w:hAnsi="Times New Roman" w:cs="Times New Roman"/>
+          <w:color w:val="1F1F1F"/>
+          <w:sz w:val="24"/>
+          <w:szCs w:val="24"/>
+          <w:lang w:val="en-US" w:eastAsia="ru-RU"/>
+        </w:rPr>
+        <w:t xml:space="preserve"> </w:t>
+      </w:r>
+      <w:proofErr w:type="spellStart"/>
+      <w:r>
+        <w:rPr>
+          <w:rFonts w:ascii="Times New Roman" w:eastAsia="Times New Roman" w:hAnsi="Times New Roman" w:cs="Times New Roman"/>
+          <w:color w:val="1F1F1F"/>
+          <w:sz w:val="24"/>
+          <w:szCs w:val="24"/>
+          <w:lang w:val="en-US" w:eastAsia="ru-RU"/>
+        </w:rPr>
+        <w:t>kelishi</w:t>
+      </w:r>
+      <w:proofErr w:type="spellEnd"/>
+      <w:r>
+        <w:rPr>
+          <w:rFonts w:ascii="Times New Roman" w:eastAsia="Times New Roman" w:hAnsi="Times New Roman" w:cs="Times New Roman"/>
+          <w:color w:val="1F1F1F"/>
+          <w:sz w:val="24"/>
+          <w:szCs w:val="24"/>
+          <w:lang w:val="en-US" w:eastAsia="ru-RU"/>
+        </w:rPr>
+        <w:t xml:space="preserve"> </w:t>
+      </w:r>
+      <w:proofErr w:type="spellStart"/>
       <w:proofErr w:type="gramStart"/>
       <w:r>
         <w:rPr>
@@ -8552,8 +8634,9 @@
           <w:szCs w:val="24"/>
           <w:lang w:val="en-US" w:eastAsia="ru-RU"/>
         </w:rPr>
-        <w:t>o‘</w:t>
-      </w:r>
+        <w:t>va</w:t>
+      </w:r>
+      <w:proofErr w:type="spellEnd"/>
       <w:proofErr w:type="gramEnd"/>
       <w:r>
         <w:rPr>
@@ -8563,183 +8646,336 @@
           <w:szCs w:val="24"/>
           <w:lang w:val="en-US" w:eastAsia="ru-RU"/>
         </w:rPr>
-        <w:t>g‘li</w:t>
-      </w:r>
-      <w:proofErr w:type="spellEnd"/>
-      <w:r>
-        <w:rPr>
-          <w:rFonts w:ascii="Times New Roman" w:eastAsia="Times New Roman" w:hAnsi="Times New Roman" w:cs="Times New Roman"/>
-          <w:color w:val="1F1F1F"/>
-          <w:sz w:val="24"/>
-          <w:szCs w:val="24"/>
-          <w:lang w:val="en-US" w:eastAsia="ru-RU"/>
-        </w:rPr>
-        <w:t xml:space="preserve"> </w:t>
-      </w:r>
-      <w:proofErr w:type="spellStart"/>
-      <w:r>
-        <w:rPr>
-          <w:rFonts w:ascii="Times New Roman" w:eastAsia="Times New Roman" w:hAnsi="Times New Roman" w:cs="Times New Roman"/>
-          <w:color w:val="1F1F1F"/>
-          <w:sz w:val="24"/>
-          <w:szCs w:val="24"/>
-          <w:lang w:val="en-US" w:eastAsia="ru-RU"/>
-        </w:rPr>
-        <w:t>tomonidan</w:t>
-      </w:r>
-      <w:proofErr w:type="spellEnd"/>
-      <w:r>
-        <w:rPr>
-          <w:rFonts w:ascii="Times New Roman" w:eastAsia="Times New Roman" w:hAnsi="Times New Roman" w:cs="Times New Roman"/>
-          <w:color w:val="1F1F1F"/>
-          <w:sz w:val="24"/>
-          <w:szCs w:val="24"/>
-          <w:lang w:val="en-US" w:eastAsia="ru-RU"/>
-        </w:rPr>
-        <w:t xml:space="preserve"> </w:t>
-      </w:r>
-      <w:proofErr w:type="spellStart"/>
-      <w:r>
-        <w:rPr>
-          <w:rFonts w:ascii="Times New Roman" w:eastAsia="Times New Roman" w:hAnsi="Times New Roman" w:cs="Times New Roman"/>
-          <w:color w:val="1F1F1F"/>
-          <w:sz w:val="24"/>
-          <w:szCs w:val="24"/>
-          <w:lang w:val="en-US" w:eastAsia="ru-RU"/>
-        </w:rPr>
-        <w:t>tayyorlangan</w:t>
-      </w:r>
-      <w:proofErr w:type="spellEnd"/>
-      <w:r>
-        <w:rPr>
-          <w:rFonts w:ascii="Times New Roman" w:eastAsia="Times New Roman" w:hAnsi="Times New Roman" w:cs="Times New Roman"/>
-          <w:color w:val="1F1F1F"/>
-          <w:sz w:val="24"/>
-          <w:szCs w:val="24"/>
-          <w:lang w:val="en-US" w:eastAsia="ru-RU"/>
-        </w:rPr>
-        <w:t xml:space="preserve"> “</w:t>
-      </w:r>
-      <w:proofErr w:type="spellStart"/>
-      <w:r>
-        <w:rPr>
-          <w:rFonts w:ascii="Times New Roman" w:eastAsia="Times New Roman" w:hAnsi="Times New Roman" w:cs="Times New Roman"/>
-          <w:color w:val="1F1F1F"/>
-          <w:sz w:val="24"/>
-          <w:szCs w:val="24"/>
-          <w:lang w:val="en-US" w:eastAsia="ru-RU"/>
-        </w:rPr>
-        <w:t>Tijorat</w:t>
-      </w:r>
-      <w:proofErr w:type="spellEnd"/>
-      <w:r>
-        <w:rPr>
-          <w:rFonts w:ascii="Times New Roman" w:eastAsia="Times New Roman" w:hAnsi="Times New Roman" w:cs="Times New Roman"/>
-          <w:color w:val="1F1F1F"/>
-          <w:sz w:val="24"/>
-          <w:szCs w:val="24"/>
-          <w:lang w:val="en-US" w:eastAsia="ru-RU"/>
-        </w:rPr>
-        <w:t xml:space="preserve"> </w:t>
-      </w:r>
-      <w:proofErr w:type="spellStart"/>
-      <w:r>
-        <w:rPr>
-          <w:rFonts w:ascii="Times New Roman" w:eastAsia="Times New Roman" w:hAnsi="Times New Roman" w:cs="Times New Roman"/>
-          <w:color w:val="1F1F1F"/>
-          <w:sz w:val="24"/>
-          <w:szCs w:val="24"/>
-          <w:lang w:val="en-US" w:eastAsia="ru-RU"/>
-        </w:rPr>
-        <w:t>banklarida</w:t>
-      </w:r>
-      <w:proofErr w:type="spellEnd"/>
-      <w:r>
-        <w:rPr>
-          <w:rFonts w:ascii="Times New Roman" w:eastAsia="Times New Roman" w:hAnsi="Times New Roman" w:cs="Times New Roman"/>
-          <w:color w:val="1F1F1F"/>
-          <w:sz w:val="24"/>
-          <w:szCs w:val="24"/>
-          <w:lang w:val="en-US" w:eastAsia="ru-RU"/>
-        </w:rPr>
-        <w:t xml:space="preserve"> </w:t>
-      </w:r>
-      <w:proofErr w:type="spellStart"/>
-      <w:r>
-        <w:rPr>
-          <w:rFonts w:ascii="Times New Roman" w:eastAsia="Times New Roman" w:hAnsi="Times New Roman" w:cs="Times New Roman"/>
-          <w:color w:val="1F1F1F"/>
-          <w:sz w:val="24"/>
-          <w:szCs w:val="24"/>
-          <w:lang w:val="en-US" w:eastAsia="ru-RU"/>
-        </w:rPr>
-        <w:t>muammoli</w:t>
-      </w:r>
-      <w:proofErr w:type="spellEnd"/>
-      <w:r>
-        <w:rPr>
-          <w:rFonts w:ascii="Times New Roman" w:eastAsia="Times New Roman" w:hAnsi="Times New Roman" w:cs="Times New Roman"/>
-          <w:color w:val="1F1F1F"/>
-          <w:sz w:val="24"/>
-          <w:szCs w:val="24"/>
-          <w:lang w:val="en-US" w:eastAsia="ru-RU"/>
-        </w:rPr>
-        <w:t xml:space="preserve"> </w:t>
-      </w:r>
-      <w:proofErr w:type="spellStart"/>
-      <w:r>
-        <w:rPr>
-          <w:rFonts w:ascii="Times New Roman" w:eastAsia="Times New Roman" w:hAnsi="Times New Roman" w:cs="Times New Roman"/>
-          <w:color w:val="1F1F1F"/>
-          <w:sz w:val="24"/>
-          <w:szCs w:val="24"/>
-          <w:lang w:val="en-US" w:eastAsia="ru-RU"/>
-        </w:rPr>
-        <w:t>kreditlarning</w:t>
-      </w:r>
-      <w:proofErr w:type="spellEnd"/>
-      <w:r>
-        <w:rPr>
-          <w:rFonts w:ascii="Times New Roman" w:eastAsia="Times New Roman" w:hAnsi="Times New Roman" w:cs="Times New Roman"/>
-          <w:color w:val="1F1F1F"/>
-          <w:sz w:val="24"/>
-          <w:szCs w:val="24"/>
-          <w:lang w:val="en-US" w:eastAsia="ru-RU"/>
-        </w:rPr>
-        <w:t xml:space="preserve"> </w:t>
-      </w:r>
-      <w:proofErr w:type="spellStart"/>
-      <w:r>
-        <w:rPr>
-          <w:rFonts w:ascii="Times New Roman" w:eastAsia="Times New Roman" w:hAnsi="Times New Roman" w:cs="Times New Roman"/>
-          <w:color w:val="1F1F1F"/>
-          <w:sz w:val="24"/>
-          <w:szCs w:val="24"/>
-          <w:lang w:val="en-US" w:eastAsia="ru-RU"/>
-        </w:rPr>
-        <w:t>vujudga</w:t>
-      </w:r>
-      <w:proofErr w:type="spellEnd"/>
-      <w:r>
-        <w:rPr>
-          <w:rFonts w:ascii="Times New Roman" w:eastAsia="Times New Roman" w:hAnsi="Times New Roman" w:cs="Times New Roman"/>
-          <w:color w:val="1F1F1F"/>
-          <w:sz w:val="24"/>
-          <w:szCs w:val="24"/>
-          <w:lang w:val="en-US" w:eastAsia="ru-RU"/>
-        </w:rPr>
-        <w:t xml:space="preserve"> </w:t>
-      </w:r>
-      <w:proofErr w:type="spellStart"/>
-      <w:r>
-        <w:rPr>
-          <w:rFonts w:ascii="Times New Roman" w:eastAsia="Times New Roman" w:hAnsi="Times New Roman" w:cs="Times New Roman"/>
-          <w:color w:val="1F1F1F"/>
-          <w:sz w:val="24"/>
-          <w:szCs w:val="24"/>
-          <w:lang w:val="en-US" w:eastAsia="ru-RU"/>
-        </w:rPr>
-        <w:t>kelishi</w:t>
+        <w:t xml:space="preserve"> </w:t>
+      </w:r>
+      <w:proofErr w:type="spellStart"/>
+      <w:r>
+        <w:rPr>
+          <w:rFonts w:ascii="Times New Roman" w:eastAsia="Times New Roman" w:hAnsi="Times New Roman" w:cs="Times New Roman"/>
+          <w:color w:val="1F1F1F"/>
+          <w:sz w:val="24"/>
+          <w:szCs w:val="24"/>
+          <w:lang w:val="en-US" w:eastAsia="ru-RU"/>
+        </w:rPr>
+        <w:t>oqibatlarini</w:t>
+      </w:r>
+      <w:proofErr w:type="spellEnd"/>
+      <w:r>
+        <w:rPr>
+          <w:rFonts w:ascii="Times New Roman" w:eastAsia="Times New Roman" w:hAnsi="Times New Roman" w:cs="Times New Roman"/>
+          <w:color w:val="1F1F1F"/>
+          <w:sz w:val="24"/>
+          <w:szCs w:val="24"/>
+          <w:lang w:val="en-US" w:eastAsia="ru-RU"/>
+        </w:rPr>
+        <w:t xml:space="preserve"> </w:t>
+      </w:r>
+      <w:proofErr w:type="spellStart"/>
+      <w:r>
+        <w:rPr>
+          <w:rFonts w:ascii="Times New Roman" w:eastAsia="Times New Roman" w:hAnsi="Times New Roman" w:cs="Times New Roman"/>
+          <w:color w:val="1F1F1F"/>
+          <w:sz w:val="24"/>
+          <w:szCs w:val="24"/>
+          <w:lang w:val="en-US" w:eastAsia="ru-RU"/>
+        </w:rPr>
+        <w:t>hal</w:t>
+      </w:r>
+      <w:proofErr w:type="spellEnd"/>
+      <w:r>
+        <w:rPr>
+          <w:rFonts w:ascii="Times New Roman" w:eastAsia="Times New Roman" w:hAnsi="Times New Roman" w:cs="Times New Roman"/>
+          <w:color w:val="1F1F1F"/>
+          <w:sz w:val="24"/>
+          <w:szCs w:val="24"/>
+          <w:lang w:val="en-US" w:eastAsia="ru-RU"/>
+        </w:rPr>
+        <w:t xml:space="preserve"> </w:t>
+      </w:r>
+      <w:proofErr w:type="spellStart"/>
+      <w:r>
+        <w:rPr>
+          <w:rFonts w:ascii="Times New Roman" w:eastAsia="Times New Roman" w:hAnsi="Times New Roman" w:cs="Times New Roman"/>
+          <w:color w:val="1F1F1F"/>
+          <w:sz w:val="24"/>
+          <w:szCs w:val="24"/>
+          <w:lang w:val="en-US" w:eastAsia="ru-RU"/>
+        </w:rPr>
+        <w:t>etish</w:t>
+      </w:r>
+      <w:proofErr w:type="spellEnd"/>
+      <w:r>
+        <w:rPr>
+          <w:rFonts w:ascii="Times New Roman" w:eastAsia="Times New Roman" w:hAnsi="Times New Roman" w:cs="Times New Roman"/>
+          <w:color w:val="1F1F1F"/>
+          <w:sz w:val="24"/>
+          <w:szCs w:val="24"/>
+          <w:lang w:val="en-US" w:eastAsia="ru-RU"/>
+        </w:rPr>
+        <w:t xml:space="preserve"> </w:t>
+      </w:r>
+      <w:proofErr w:type="spellStart"/>
+      <w:r>
+        <w:rPr>
+          <w:rFonts w:ascii="Times New Roman" w:eastAsia="Times New Roman" w:hAnsi="Times New Roman" w:cs="Times New Roman"/>
+          <w:color w:val="1F1F1F"/>
+          <w:sz w:val="24"/>
+          <w:szCs w:val="24"/>
+          <w:lang w:val="en-US" w:eastAsia="ru-RU"/>
+        </w:rPr>
+        <w:t>yo‘l</w:t>
+      </w:r>
+      <w:r>
+        <w:rPr>
+          <w:rFonts w:ascii="Times New Roman" w:eastAsia="Times New Roman" w:hAnsi="Times New Roman" w:cs="Times New Roman"/>
+          <w:color w:val="1F1F1F"/>
+          <w:sz w:val="24"/>
+          <w:szCs w:val="24"/>
+          <w:lang w:val="en-US" w:eastAsia="ru-RU"/>
+        </w:rPr>
+        <w:t>lari</w:t>
+      </w:r>
+      <w:proofErr w:type="spellEnd"/>
+      <w:r>
+        <w:rPr>
+          <w:rFonts w:ascii="Times New Roman" w:eastAsia="Times New Roman" w:hAnsi="Times New Roman" w:cs="Times New Roman"/>
+          <w:color w:val="1F1F1F"/>
+          <w:sz w:val="24"/>
+          <w:szCs w:val="24"/>
+          <w:lang w:val="en-US" w:eastAsia="ru-RU"/>
+        </w:rPr>
+        <w:t xml:space="preserve"> (ATB </w:t>
+      </w:r>
+      <w:proofErr w:type="spellStart"/>
+      <w:r>
+        <w:rPr>
+          <w:rFonts w:ascii="Times New Roman" w:eastAsia="Times New Roman" w:hAnsi="Times New Roman" w:cs="Times New Roman"/>
+          <w:color w:val="1F1F1F"/>
+          <w:sz w:val="24"/>
+          <w:szCs w:val="24"/>
+          <w:lang w:val="en-US" w:eastAsia="ru-RU"/>
+        </w:rPr>
+        <w:t>Hamkorbank</w:t>
+      </w:r>
+      <w:proofErr w:type="spellEnd"/>
+      <w:r>
+        <w:rPr>
+          <w:rFonts w:ascii="Times New Roman" w:eastAsia="Times New Roman" w:hAnsi="Times New Roman" w:cs="Times New Roman"/>
+          <w:color w:val="1F1F1F"/>
+          <w:sz w:val="24"/>
+          <w:szCs w:val="24"/>
+          <w:lang w:val="en-US" w:eastAsia="ru-RU"/>
+        </w:rPr>
+        <w:t xml:space="preserve"> </w:t>
+      </w:r>
+      <w:proofErr w:type="spellStart"/>
+      <w:r>
+        <w:rPr>
+          <w:rFonts w:ascii="Times New Roman" w:eastAsia="Times New Roman" w:hAnsi="Times New Roman" w:cs="Times New Roman"/>
+          <w:color w:val="1F1F1F"/>
+          <w:sz w:val="24"/>
+          <w:szCs w:val="24"/>
+          <w:lang w:val="en-US" w:eastAsia="ru-RU"/>
+        </w:rPr>
+        <w:t>misolida</w:t>
+      </w:r>
+      <w:proofErr w:type="spellEnd"/>
+      <w:r>
+        <w:rPr>
+          <w:rFonts w:ascii="Times New Roman" w:eastAsia="Times New Roman" w:hAnsi="Times New Roman" w:cs="Times New Roman"/>
+          <w:color w:val="1F1F1F"/>
+          <w:sz w:val="24"/>
+          <w:szCs w:val="24"/>
+          <w:lang w:val="en-US" w:eastAsia="ru-RU"/>
+        </w:rPr>
+        <w:t xml:space="preserve">)” </w:t>
+      </w:r>
+      <w:proofErr w:type="spellStart"/>
+      <w:r>
+        <w:rPr>
+          <w:rFonts w:ascii="Times New Roman" w:eastAsia="Times New Roman" w:hAnsi="Times New Roman" w:cs="Times New Roman"/>
+          <w:color w:val="1F1F1F"/>
+          <w:sz w:val="24"/>
+          <w:szCs w:val="24"/>
+          <w:lang w:val="en-US" w:eastAsia="ru-RU"/>
+        </w:rPr>
+        <w:t>mavzusidagi</w:t>
+      </w:r>
+      <w:proofErr w:type="spellEnd"/>
+      <w:r>
+        <w:rPr>
+          <w:rFonts w:ascii="Times New Roman" w:eastAsia="Times New Roman" w:hAnsi="Times New Roman" w:cs="Times New Roman"/>
+          <w:color w:val="1F1F1F"/>
+          <w:sz w:val="24"/>
+          <w:szCs w:val="24"/>
+          <w:lang w:val="en-US" w:eastAsia="ru-RU"/>
+        </w:rPr>
+        <w:t xml:space="preserve"> </w:t>
+      </w:r>
+      <w:proofErr w:type="spellStart"/>
+      <w:r>
+        <w:rPr>
+          <w:rFonts w:ascii="Times New Roman" w:eastAsia="Times New Roman" w:hAnsi="Times New Roman" w:cs="Times New Roman"/>
+          <w:color w:val="1F1F1F"/>
+          <w:sz w:val="24"/>
+          <w:szCs w:val="24"/>
+          <w:lang w:val="en-US" w:eastAsia="ru-RU"/>
+        </w:rPr>
+        <w:t>magistrlik</w:t>
+      </w:r>
+      <w:proofErr w:type="spellEnd"/>
+      <w:r>
+        <w:rPr>
+          <w:rFonts w:ascii="Times New Roman" w:eastAsia="Times New Roman" w:hAnsi="Times New Roman" w:cs="Times New Roman"/>
+          <w:color w:val="1F1F1F"/>
+          <w:sz w:val="24"/>
+          <w:szCs w:val="24"/>
+          <w:lang w:val="en-US" w:eastAsia="ru-RU"/>
+        </w:rPr>
+        <w:t xml:space="preserve"> </w:t>
+      </w:r>
+      <w:proofErr w:type="spellStart"/>
+      <w:r>
+        <w:rPr>
+          <w:rFonts w:ascii="Times New Roman" w:eastAsia="Times New Roman" w:hAnsi="Times New Roman" w:cs="Times New Roman"/>
+          <w:color w:val="1F1F1F"/>
+          <w:sz w:val="24"/>
+          <w:szCs w:val="24"/>
+          <w:lang w:val="en-US" w:eastAsia="ru-RU"/>
+        </w:rPr>
+        <w:t>dissertatsiyasi</w:t>
+      </w:r>
+      <w:proofErr w:type="spellEnd"/>
+      <w:r>
+        <w:rPr>
+          <w:rFonts w:ascii="Times New Roman" w:eastAsia="Times New Roman" w:hAnsi="Times New Roman" w:cs="Times New Roman"/>
+          <w:color w:val="1F1F1F"/>
+          <w:sz w:val="24"/>
+          <w:szCs w:val="24"/>
+          <w:lang w:val="en-US" w:eastAsia="ru-RU"/>
+        </w:rPr>
+        <w:t xml:space="preserve"> </w:t>
+      </w:r>
+      <w:proofErr w:type="spellStart"/>
+      <w:r>
+        <w:rPr>
+          <w:rFonts w:ascii="Times New Roman" w:eastAsia="Times New Roman" w:hAnsi="Times New Roman" w:cs="Times New Roman"/>
+          <w:color w:val="1F1F1F"/>
+          <w:sz w:val="24"/>
+          <w:szCs w:val="24"/>
+          <w:lang w:val="en-US" w:eastAsia="ru-RU"/>
+        </w:rPr>
+        <w:t>dolzarbligi</w:t>
+      </w:r>
+      <w:proofErr w:type="spellEnd"/>
+      <w:r>
+        <w:rPr>
+          <w:rFonts w:ascii="Times New Roman" w:eastAsia="Times New Roman" w:hAnsi="Times New Roman" w:cs="Times New Roman"/>
+          <w:color w:val="1F1F1F"/>
+          <w:sz w:val="24"/>
+          <w:szCs w:val="24"/>
+          <w:lang w:val="en-US" w:eastAsia="ru-RU"/>
+        </w:rPr>
+        <w:t xml:space="preserve">, </w:t>
+      </w:r>
+      <w:proofErr w:type="spellStart"/>
+      <w:r>
+        <w:rPr>
+          <w:rFonts w:ascii="Times New Roman" w:eastAsia="Times New Roman" w:hAnsi="Times New Roman" w:cs="Times New Roman"/>
+          <w:color w:val="1F1F1F"/>
+          <w:sz w:val="24"/>
+          <w:szCs w:val="24"/>
+          <w:lang w:val="en-US" w:eastAsia="ru-RU"/>
+        </w:rPr>
+        <w:t>tahlillarining</w:t>
+      </w:r>
+      <w:proofErr w:type="spellEnd"/>
+      <w:r>
+        <w:rPr>
+          <w:rFonts w:ascii="Times New Roman" w:eastAsia="Times New Roman" w:hAnsi="Times New Roman" w:cs="Times New Roman"/>
+          <w:color w:val="1F1F1F"/>
+          <w:sz w:val="24"/>
+          <w:szCs w:val="24"/>
+          <w:lang w:val="en-US" w:eastAsia="ru-RU"/>
+        </w:rPr>
+        <w:t xml:space="preserve"> </w:t>
+      </w:r>
+      <w:proofErr w:type="spellStart"/>
+      <w:r>
+        <w:rPr>
+          <w:rFonts w:ascii="Times New Roman" w:eastAsia="Times New Roman" w:hAnsi="Times New Roman" w:cs="Times New Roman"/>
+          <w:color w:val="1F1F1F"/>
+          <w:sz w:val="24"/>
+          <w:szCs w:val="24"/>
+          <w:lang w:val="en-US" w:eastAsia="ru-RU"/>
+        </w:rPr>
+        <w:t>chuqurligi</w:t>
+      </w:r>
+      <w:proofErr w:type="spellEnd"/>
+      <w:r>
+        <w:rPr>
+          <w:rFonts w:ascii="Times New Roman" w:eastAsia="Times New Roman" w:hAnsi="Times New Roman" w:cs="Times New Roman"/>
+          <w:color w:val="1F1F1F"/>
+          <w:sz w:val="24"/>
+          <w:szCs w:val="24"/>
+          <w:lang w:val="en-US" w:eastAsia="ru-RU"/>
+        </w:rPr>
+        <w:t xml:space="preserve">, </w:t>
+      </w:r>
+      <w:proofErr w:type="spellStart"/>
+      <w:r>
+        <w:rPr>
+          <w:rFonts w:ascii="Times New Roman" w:eastAsia="Times New Roman" w:hAnsi="Times New Roman" w:cs="Times New Roman"/>
+          <w:color w:val="1F1F1F"/>
+          <w:sz w:val="24"/>
+          <w:szCs w:val="24"/>
+          <w:lang w:val="en-US" w:eastAsia="ru-RU"/>
+        </w:rPr>
+        <w:t>amaliy</w:t>
+      </w:r>
+      <w:proofErr w:type="spellEnd"/>
+      <w:r>
+        <w:rPr>
+          <w:rFonts w:ascii="Times New Roman" w:eastAsia="Times New Roman" w:hAnsi="Times New Roman" w:cs="Times New Roman"/>
+          <w:color w:val="1F1F1F"/>
+          <w:sz w:val="24"/>
+          <w:szCs w:val="24"/>
+          <w:lang w:val="en-US" w:eastAsia="ru-RU"/>
+        </w:rPr>
+        <w:t xml:space="preserve"> </w:t>
+      </w:r>
+      <w:proofErr w:type="spellStart"/>
+      <w:r>
+        <w:rPr>
+          <w:rFonts w:ascii="Times New Roman" w:eastAsia="Times New Roman" w:hAnsi="Times New Roman" w:cs="Times New Roman"/>
+          <w:color w:val="1F1F1F"/>
+          <w:sz w:val="24"/>
+          <w:szCs w:val="24"/>
+          <w:lang w:val="en-US" w:eastAsia="ru-RU"/>
+        </w:rPr>
+        <w:t>takliflarining</w:t>
+      </w:r>
+      <w:proofErr w:type="spellEnd"/>
+      <w:r>
+        <w:rPr>
+          <w:rFonts w:ascii="Times New Roman" w:eastAsia="Times New Roman" w:hAnsi="Times New Roman" w:cs="Times New Roman"/>
+          <w:color w:val="1F1F1F"/>
+          <w:sz w:val="24"/>
+          <w:szCs w:val="24"/>
+          <w:lang w:val="en-US" w:eastAsia="ru-RU"/>
+        </w:rPr>
+        <w:t xml:space="preserve"> </w:t>
+      </w:r>
+      <w:proofErr w:type="spellStart"/>
+      <w:r>
+        <w:rPr>
+          <w:rFonts w:ascii="Times New Roman" w:eastAsia="Times New Roman" w:hAnsi="Times New Roman" w:cs="Times New Roman"/>
+          <w:color w:val="1F1F1F"/>
+          <w:sz w:val="24"/>
+          <w:szCs w:val="24"/>
+          <w:lang w:val="en-US" w:eastAsia="ru-RU"/>
+        </w:rPr>
+        <w:t>asoslanganligi</w:t>
       </w:r>
       <w:proofErr w:type="spellEnd"/>
       <w:r>
@@ -8783,368 +9019,6 @@
           <w:szCs w:val="24"/>
           <w:lang w:val="en-US" w:eastAsia="ru-RU"/>
         </w:rPr>
-        <w:t>oqibatlarini</w:t>
-      </w:r>
-      <w:proofErr w:type="spellEnd"/>
-      <w:r>
-        <w:rPr>
-          <w:rFonts w:ascii="Times New Roman" w:eastAsia="Times New Roman" w:hAnsi="Times New Roman" w:cs="Times New Roman"/>
-          <w:color w:val="1F1F1F"/>
-          <w:sz w:val="24"/>
-          <w:szCs w:val="24"/>
-          <w:lang w:val="en-US" w:eastAsia="ru-RU"/>
-        </w:rPr>
-        <w:t xml:space="preserve"> </w:t>
-      </w:r>
-      <w:proofErr w:type="spellStart"/>
-      <w:r>
-        <w:rPr>
-          <w:rFonts w:ascii="Times New Roman" w:eastAsia="Times New Roman" w:hAnsi="Times New Roman" w:cs="Times New Roman"/>
-          <w:color w:val="1F1F1F"/>
-          <w:sz w:val="24"/>
-          <w:szCs w:val="24"/>
-          <w:lang w:val="en-US" w:eastAsia="ru-RU"/>
-        </w:rPr>
-        <w:t>hal</w:t>
-      </w:r>
-      <w:proofErr w:type="spellEnd"/>
-      <w:r>
-        <w:rPr>
-          <w:rFonts w:ascii="Times New Roman" w:eastAsia="Times New Roman" w:hAnsi="Times New Roman" w:cs="Times New Roman"/>
-          <w:color w:val="1F1F1F"/>
-          <w:sz w:val="24"/>
-          <w:szCs w:val="24"/>
-          <w:lang w:val="en-US" w:eastAsia="ru-RU"/>
-        </w:rPr>
-        <w:t xml:space="preserve"> </w:t>
-      </w:r>
-      <w:proofErr w:type="spellStart"/>
-      <w:r>
-        <w:rPr>
-          <w:rFonts w:ascii="Times New Roman" w:eastAsia="Times New Roman" w:hAnsi="Times New Roman" w:cs="Times New Roman"/>
-          <w:color w:val="1F1F1F"/>
-          <w:sz w:val="24"/>
-          <w:szCs w:val="24"/>
-          <w:lang w:val="en-US" w:eastAsia="ru-RU"/>
-        </w:rPr>
-        <w:t>etish</w:t>
-      </w:r>
-      <w:proofErr w:type="spellEnd"/>
-      <w:r>
-        <w:rPr>
-          <w:rFonts w:ascii="Times New Roman" w:eastAsia="Times New Roman" w:hAnsi="Times New Roman" w:cs="Times New Roman"/>
-          <w:color w:val="1F1F1F"/>
-          <w:sz w:val="24"/>
-          <w:szCs w:val="24"/>
-          <w:lang w:val="en-US" w:eastAsia="ru-RU"/>
-        </w:rPr>
-        <w:t xml:space="preserve"> </w:t>
-      </w:r>
-      <w:proofErr w:type="spellStart"/>
-      <w:r>
-        <w:rPr>
-          <w:rFonts w:ascii="Times New Roman" w:eastAsia="Times New Roman" w:hAnsi="Times New Roman" w:cs="Times New Roman"/>
-          <w:color w:val="1F1F1F"/>
-          <w:sz w:val="24"/>
-          <w:szCs w:val="24"/>
-          <w:lang w:val="en-US" w:eastAsia="ru-RU"/>
-        </w:rPr>
-        <w:t>yo‘l</w:t>
-      </w:r>
-      <w:r>
-        <w:rPr>
-          <w:rFonts w:ascii="Times New Roman" w:eastAsia="Times New Roman" w:hAnsi="Times New Roman" w:cs="Times New Roman"/>
-          <w:color w:val="1F1F1F"/>
-          <w:sz w:val="24"/>
-          <w:szCs w:val="24"/>
-          <w:lang w:val="en-US" w:eastAsia="ru-RU"/>
-        </w:rPr>
-        <w:t>lari</w:t>
-      </w:r>
-      <w:proofErr w:type="spellEnd"/>
-      <w:r>
-        <w:rPr>
-          <w:rFonts w:ascii="Times New Roman" w:eastAsia="Times New Roman" w:hAnsi="Times New Roman" w:cs="Times New Roman"/>
-          <w:color w:val="1F1F1F"/>
-          <w:sz w:val="24"/>
-          <w:szCs w:val="24"/>
-          <w:lang w:val="en-US" w:eastAsia="ru-RU"/>
-        </w:rPr>
-        <w:t xml:space="preserve"> (ATB </w:t>
-      </w:r>
-      <w:proofErr w:type="spellStart"/>
-      <w:r>
-        <w:rPr>
-          <w:rFonts w:ascii="Times New Roman" w:eastAsia="Times New Roman" w:hAnsi="Times New Roman" w:cs="Times New Roman"/>
-          <w:color w:val="1F1F1F"/>
-          <w:sz w:val="24"/>
-          <w:szCs w:val="24"/>
-          <w:lang w:val="en-US" w:eastAsia="ru-RU"/>
-        </w:rPr>
-        <w:t>Hamkorbank</w:t>
-      </w:r>
-      <w:proofErr w:type="spellEnd"/>
-      <w:r>
-        <w:rPr>
-          <w:rFonts w:ascii="Times New Roman" w:eastAsia="Times New Roman" w:hAnsi="Times New Roman" w:cs="Times New Roman"/>
-          <w:color w:val="1F1F1F"/>
-          <w:sz w:val="24"/>
-          <w:szCs w:val="24"/>
-          <w:lang w:val="en-US" w:eastAsia="ru-RU"/>
-        </w:rPr>
-        <w:t xml:space="preserve"> </w:t>
-      </w:r>
-      <w:proofErr w:type="spellStart"/>
-      <w:r>
-        <w:rPr>
-          <w:rFonts w:ascii="Times New Roman" w:eastAsia="Times New Roman" w:hAnsi="Times New Roman" w:cs="Times New Roman"/>
-          <w:color w:val="1F1F1F"/>
-          <w:sz w:val="24"/>
-          <w:szCs w:val="24"/>
-          <w:lang w:val="en-US" w:eastAsia="ru-RU"/>
-        </w:rPr>
-        <w:t>misolida</w:t>
-      </w:r>
-      <w:proofErr w:type="spellEnd"/>
-      <w:r>
-        <w:rPr>
-          <w:rFonts w:ascii="Times New Roman" w:eastAsia="Times New Roman" w:hAnsi="Times New Roman" w:cs="Times New Roman"/>
-          <w:color w:val="1F1F1F"/>
-          <w:sz w:val="24"/>
-          <w:szCs w:val="24"/>
-          <w:lang w:val="en-US" w:eastAsia="ru-RU"/>
-        </w:rPr>
-        <w:t xml:space="preserve">)” </w:t>
-      </w:r>
-      <w:proofErr w:type="spellStart"/>
-      <w:r>
-        <w:rPr>
-          <w:rFonts w:ascii="Times New Roman" w:eastAsia="Times New Roman" w:hAnsi="Times New Roman" w:cs="Times New Roman"/>
-          <w:color w:val="1F1F1F"/>
-          <w:sz w:val="24"/>
-          <w:szCs w:val="24"/>
-          <w:lang w:val="en-US" w:eastAsia="ru-RU"/>
-        </w:rPr>
-        <w:t>mavzusidagi</w:t>
-      </w:r>
-      <w:proofErr w:type="spellEnd"/>
-      <w:r>
-        <w:rPr>
-          <w:rFonts w:ascii="Times New Roman" w:eastAsia="Times New Roman" w:hAnsi="Times New Roman" w:cs="Times New Roman"/>
-          <w:color w:val="1F1F1F"/>
-          <w:sz w:val="24"/>
-          <w:szCs w:val="24"/>
-          <w:lang w:val="en-US" w:eastAsia="ru-RU"/>
-        </w:rPr>
-        <w:t xml:space="preserve"> </w:t>
-      </w:r>
-      <w:proofErr w:type="spellStart"/>
-      <w:r>
-        <w:rPr>
-          <w:rFonts w:ascii="Times New Roman" w:eastAsia="Times New Roman" w:hAnsi="Times New Roman" w:cs="Times New Roman"/>
-          <w:color w:val="1F1F1F"/>
-          <w:sz w:val="24"/>
-          <w:szCs w:val="24"/>
-          <w:lang w:val="en-US" w:eastAsia="ru-RU"/>
-        </w:rPr>
-        <w:t>magistrlik</w:t>
-      </w:r>
-      <w:proofErr w:type="spellEnd"/>
-      <w:r>
-        <w:rPr>
-          <w:rFonts w:ascii="Times New Roman" w:eastAsia="Times New Roman" w:hAnsi="Times New Roman" w:cs="Times New Roman"/>
-          <w:color w:val="1F1F1F"/>
-          <w:sz w:val="24"/>
-          <w:szCs w:val="24"/>
-          <w:lang w:val="en-US" w:eastAsia="ru-RU"/>
-        </w:rPr>
-        <w:t xml:space="preserve"> </w:t>
-      </w:r>
-      <w:proofErr w:type="spellStart"/>
-      <w:r>
-        <w:rPr>
-          <w:rFonts w:ascii="Times New Roman" w:eastAsia="Times New Roman" w:hAnsi="Times New Roman" w:cs="Times New Roman"/>
-          <w:color w:val="1F1F1F"/>
-          <w:sz w:val="24"/>
-          <w:szCs w:val="24"/>
-          <w:lang w:val="en-US" w:eastAsia="ru-RU"/>
-        </w:rPr>
-        <w:t>dissertatsiyasi</w:t>
-      </w:r>
-      <w:proofErr w:type="spellEnd"/>
-      <w:r>
-        <w:rPr>
-          <w:rFonts w:ascii="Times New Roman" w:eastAsia="Times New Roman" w:hAnsi="Times New Roman" w:cs="Times New Roman"/>
-          <w:color w:val="1F1F1F"/>
-          <w:sz w:val="24"/>
-          <w:szCs w:val="24"/>
-          <w:lang w:val="en-US" w:eastAsia="ru-RU"/>
-        </w:rPr>
-        <w:t xml:space="preserve"> </w:t>
-      </w:r>
-      <w:proofErr w:type="spellStart"/>
-      <w:r>
-        <w:rPr>
-          <w:rFonts w:ascii="Times New Roman" w:eastAsia="Times New Roman" w:hAnsi="Times New Roman" w:cs="Times New Roman"/>
-          <w:color w:val="1F1F1F"/>
-          <w:sz w:val="24"/>
-          <w:szCs w:val="24"/>
-          <w:lang w:val="en-US" w:eastAsia="ru-RU"/>
-        </w:rPr>
-        <w:t>dolzarbligi</w:t>
-      </w:r>
-      <w:proofErr w:type="spellEnd"/>
-      <w:r>
-        <w:rPr>
-          <w:rFonts w:ascii="Times New Roman" w:eastAsia="Times New Roman" w:hAnsi="Times New Roman" w:cs="Times New Roman"/>
-          <w:color w:val="1F1F1F"/>
-          <w:sz w:val="24"/>
-          <w:szCs w:val="24"/>
-          <w:lang w:val="en-US" w:eastAsia="ru-RU"/>
-        </w:rPr>
-        <w:t xml:space="preserve">, </w:t>
-      </w:r>
-      <w:proofErr w:type="spellStart"/>
-      <w:r>
-        <w:rPr>
-          <w:rFonts w:ascii="Times New Roman" w:eastAsia="Times New Roman" w:hAnsi="Times New Roman" w:cs="Times New Roman"/>
-          <w:color w:val="1F1F1F"/>
-          <w:sz w:val="24"/>
-          <w:szCs w:val="24"/>
-          <w:lang w:val="en-US" w:eastAsia="ru-RU"/>
-        </w:rPr>
-        <w:t>tahlillarining</w:t>
-      </w:r>
-      <w:proofErr w:type="spellEnd"/>
-      <w:r>
-        <w:rPr>
-          <w:rFonts w:ascii="Times New Roman" w:eastAsia="Times New Roman" w:hAnsi="Times New Roman" w:cs="Times New Roman"/>
-          <w:color w:val="1F1F1F"/>
-          <w:sz w:val="24"/>
-          <w:szCs w:val="24"/>
-          <w:lang w:val="en-US" w:eastAsia="ru-RU"/>
-        </w:rPr>
-        <w:t xml:space="preserve"> </w:t>
-      </w:r>
-      <w:proofErr w:type="spellStart"/>
-      <w:r>
-        <w:rPr>
-          <w:rFonts w:ascii="Times New Roman" w:eastAsia="Times New Roman" w:hAnsi="Times New Roman" w:cs="Times New Roman"/>
-          <w:color w:val="1F1F1F"/>
-          <w:sz w:val="24"/>
-          <w:szCs w:val="24"/>
-          <w:lang w:val="en-US" w:eastAsia="ru-RU"/>
-        </w:rPr>
-        <w:t>chuqurligi</w:t>
-      </w:r>
-      <w:proofErr w:type="spellEnd"/>
-      <w:r>
-        <w:rPr>
-          <w:rFonts w:ascii="Times New Roman" w:eastAsia="Times New Roman" w:hAnsi="Times New Roman" w:cs="Times New Roman"/>
-          <w:color w:val="1F1F1F"/>
-          <w:sz w:val="24"/>
-          <w:szCs w:val="24"/>
-          <w:lang w:val="en-US" w:eastAsia="ru-RU"/>
-        </w:rPr>
-        <w:t xml:space="preserve">, </w:t>
-      </w:r>
-      <w:proofErr w:type="spellStart"/>
-      <w:r>
-        <w:rPr>
-          <w:rFonts w:ascii="Times New Roman" w:eastAsia="Times New Roman" w:hAnsi="Times New Roman" w:cs="Times New Roman"/>
-          <w:color w:val="1F1F1F"/>
-          <w:sz w:val="24"/>
-          <w:szCs w:val="24"/>
-          <w:lang w:val="en-US" w:eastAsia="ru-RU"/>
-        </w:rPr>
-        <w:t>amaliy</w:t>
-      </w:r>
-      <w:proofErr w:type="spellEnd"/>
-      <w:r>
-        <w:rPr>
-          <w:rFonts w:ascii="Times New Roman" w:eastAsia="Times New Roman" w:hAnsi="Times New Roman" w:cs="Times New Roman"/>
-          <w:color w:val="1F1F1F"/>
-          <w:sz w:val="24"/>
-          <w:szCs w:val="24"/>
-          <w:lang w:val="en-US" w:eastAsia="ru-RU"/>
-        </w:rPr>
-        <w:t xml:space="preserve"> </w:t>
-      </w:r>
-      <w:proofErr w:type="spellStart"/>
-      <w:r>
-        <w:rPr>
-          <w:rFonts w:ascii="Times New Roman" w:eastAsia="Times New Roman" w:hAnsi="Times New Roman" w:cs="Times New Roman"/>
-          <w:color w:val="1F1F1F"/>
-          <w:sz w:val="24"/>
-          <w:szCs w:val="24"/>
-          <w:lang w:val="en-US" w:eastAsia="ru-RU"/>
-        </w:rPr>
-        <w:t>takliflarining</w:t>
-      </w:r>
-      <w:proofErr w:type="spellEnd"/>
-      <w:r>
-        <w:rPr>
-          <w:rFonts w:ascii="Times New Roman" w:eastAsia="Times New Roman" w:hAnsi="Times New Roman" w:cs="Times New Roman"/>
-          <w:color w:val="1F1F1F"/>
-          <w:sz w:val="24"/>
-          <w:szCs w:val="24"/>
-          <w:lang w:val="en-US" w:eastAsia="ru-RU"/>
-        </w:rPr>
-        <w:t xml:space="preserve"> </w:t>
-      </w:r>
-      <w:proofErr w:type="spellStart"/>
-      <w:r>
-        <w:rPr>
-          <w:rFonts w:ascii="Times New Roman" w:eastAsia="Times New Roman" w:hAnsi="Times New Roman" w:cs="Times New Roman"/>
-          <w:color w:val="1F1F1F"/>
-          <w:sz w:val="24"/>
-          <w:szCs w:val="24"/>
-          <w:lang w:val="en-US" w:eastAsia="ru-RU"/>
-        </w:rPr>
-        <w:t>asoslanganligi</w:t>
-      </w:r>
-      <w:proofErr w:type="spellEnd"/>
-      <w:r>
-        <w:rPr>
-          <w:rFonts w:ascii="Times New Roman" w:eastAsia="Times New Roman" w:hAnsi="Times New Roman" w:cs="Times New Roman"/>
-          <w:color w:val="1F1F1F"/>
-          <w:sz w:val="24"/>
-          <w:szCs w:val="24"/>
-          <w:lang w:val="en-US" w:eastAsia="ru-RU"/>
-        </w:rPr>
-        <w:t xml:space="preserve"> </w:t>
-      </w:r>
-      <w:proofErr w:type="spellStart"/>
-      <w:r>
-        <w:rPr>
-          <w:rFonts w:ascii="Times New Roman" w:eastAsia="Times New Roman" w:hAnsi="Times New Roman" w:cs="Times New Roman"/>
-          <w:color w:val="1F1F1F"/>
-          <w:sz w:val="24"/>
-          <w:szCs w:val="24"/>
-          <w:lang w:val="en-US" w:eastAsia="ru-RU"/>
-        </w:rPr>
-        <w:t>va</w:t>
-      </w:r>
-      <w:proofErr w:type="spellEnd"/>
-      <w:r>
-        <w:rPr>
-          <w:rFonts w:ascii="Times New Roman" w:eastAsia="Times New Roman" w:hAnsi="Times New Roman" w:cs="Times New Roman"/>
-          <w:color w:val="1F1F1F"/>
-          <w:sz w:val="24"/>
-          <w:szCs w:val="24"/>
-          <w:lang w:val="en-US" w:eastAsia="ru-RU"/>
-        </w:rPr>
-        <w:t xml:space="preserve"> </w:t>
-      </w:r>
-      <w:proofErr w:type="spellStart"/>
-      <w:r>
-        <w:rPr>
-          <w:rFonts w:ascii="Times New Roman" w:eastAsia="Times New Roman" w:hAnsi="Times New Roman" w:cs="Times New Roman"/>
-          <w:color w:val="1F1F1F"/>
-          <w:sz w:val="24"/>
-          <w:szCs w:val="24"/>
-          <w:lang w:val="en-US" w:eastAsia="ru-RU"/>
-        </w:rPr>
         <w:t>rasmiylashtirilishi</w:t>
       </w:r>
       <w:proofErr w:type="spellEnd"/>
@@ -9211,7 +9085,17 @@
           <w:szCs w:val="24"/>
           <w:lang w:val="en-US" w:eastAsia="ru-RU"/>
         </w:rPr>
-        <w:t>Respublikasi</w:t>
+        <w:t>Respub</w:t>
+      </w:r>
+      <w:r>
+        <w:rPr>
+          <w:rFonts w:ascii="Times New Roman" w:eastAsia="Times New Roman" w:hAnsi="Times New Roman" w:cs="Times New Roman"/>
+          <w:color w:val="1F1F1F"/>
+          <w:sz w:val="24"/>
+          <w:szCs w:val="24"/>
+          <w:lang w:val="en-US" w:eastAsia="ru-RU"/>
+        </w:rPr>
+        <w:t>likasi</w:t>
       </w:r>
       <w:proofErr w:type="spellEnd"/>
       <w:r>
@@ -9255,7 +9139,19 @@
           <w:szCs w:val="24"/>
           <w:lang w:val="en-US" w:eastAsia="ru-RU"/>
         </w:rPr>
-        <w:t>ta'lim</w:t>
+        <w:t>ta’</w:t>
+      </w:r>
+      <w:bookmarkStart w:id="0" w:name="_GoBack"/>
+      <w:bookmarkEnd w:id="0"/>
+      <w:r>
+        <w:rPr>
+          <w:rFonts w:ascii="Times New Roman" w:eastAsia="Times New Roman" w:hAnsi="Times New Roman" w:cs="Times New Roman"/>
+          <w:color w:val="1F1F1F"/>
+          <w:sz w:val="24"/>
+          <w:szCs w:val="24"/>
+          <w:lang w:val="en-US" w:eastAsia="ru-RU"/>
+        </w:rPr>
+        <w:t>lim</w:t>
       </w:r>
       <w:proofErr w:type="spellEnd"/>
       <w:r>
@@ -9799,38 +9695,46 @@
         <w:t xml:space="preserve"> </w:t>
       </w:r>
       <w:proofErr w:type="spellStart"/>
-      <w:proofErr w:type="gramStart"/>
-      <w:r>
-        <w:rPr>
-          <w:rFonts w:ascii="Times New Roman" w:eastAsia="Times New Roman" w:hAnsi="Times New Roman" w:cs="Times New Roman"/>
-          <w:color w:val="1F1F1F"/>
-          <w:sz w:val="24"/>
-          <w:szCs w:val="24"/>
-          <w:lang w:val="en-US" w:eastAsia="ru-RU"/>
-        </w:rPr>
-        <w:t>o‘</w:t>
-      </w:r>
-      <w:proofErr w:type="gramEnd"/>
-      <w:r>
-        <w:rPr>
-          <w:rFonts w:ascii="Times New Roman" w:eastAsia="Times New Roman" w:hAnsi="Times New Roman" w:cs="Times New Roman"/>
-          <w:color w:val="1F1F1F"/>
-          <w:sz w:val="24"/>
-          <w:szCs w:val="24"/>
-          <w:lang w:val="en-US" w:eastAsia="ru-RU"/>
-        </w:rPr>
-        <w:t>g‘li</w:t>
-      </w:r>
-      <w:proofErr w:type="spellEnd"/>
-      <w:r>
-        <w:rPr>
-          <w:rFonts w:ascii="Times New Roman" w:eastAsia="Times New Roman" w:hAnsi="Times New Roman" w:cs="Times New Roman"/>
-          <w:color w:val="1F1F1F"/>
-          <w:sz w:val="24"/>
-          <w:szCs w:val="24"/>
-          <w:lang w:val="en-US" w:eastAsia="ru-RU"/>
-        </w:rPr>
-        <w:t xml:space="preserve"> 70411302 – “</w:t>
+      <w:r>
+        <w:rPr>
+          <w:rFonts w:ascii="Times New Roman" w:eastAsia="Times New Roman" w:hAnsi="Times New Roman" w:cs="Times New Roman"/>
+          <w:color w:val="1F1F1F"/>
+          <w:sz w:val="24"/>
+          <w:szCs w:val="24"/>
+          <w:lang w:val="en-US" w:eastAsia="ru-RU"/>
+        </w:rPr>
+        <w:t>o‘g‘li</w:t>
+      </w:r>
+      <w:proofErr w:type="spellEnd"/>
+      <w:r>
+        <w:rPr>
+          <w:rFonts w:ascii="Times New Roman" w:eastAsia="Times New Roman" w:hAnsi="Times New Roman" w:cs="Times New Roman"/>
+          <w:color w:val="1F1F1F"/>
+          <w:sz w:val="24"/>
+          <w:szCs w:val="24"/>
+          <w:lang w:val="en-US" w:eastAsia="ru-RU"/>
+        </w:rPr>
+        <w:t xml:space="preserve"> </w:t>
+      </w:r>
+      <w:r>
+        <w:rPr>
+          <w:rFonts w:ascii="Times New Roman" w:eastAsia="Times New Roman" w:hAnsi="Times New Roman" w:cs="Times New Roman"/>
+          <w:color w:val="1F1F1F"/>
+          <w:sz w:val="24"/>
+          <w:szCs w:val="24"/>
+          <w:lang w:val="en-US" w:eastAsia="ru-RU"/>
+        </w:rPr>
+        <w:t>70410901</w:t>
+      </w:r>
+      <w:r>
+        <w:rPr>
+          <w:rFonts w:ascii="Times New Roman" w:eastAsia="Times New Roman" w:hAnsi="Times New Roman" w:cs="Times New Roman"/>
+          <w:color w:val="1F1F1F"/>
+          <w:sz w:val="24"/>
+          <w:szCs w:val="24"/>
+          <w:lang w:val="en-US" w:eastAsia="ru-RU"/>
+        </w:rPr>
+        <w:t>– “</w:t>
       </w:r>
       <w:proofErr w:type="spellStart"/>
       <w:r>
@@ -10565,9 +10469,59 @@
 </w:document>
 </file>
 
+<file path=word/endnotes.xml><?xml version="1.0" encoding="utf-8"?>
+<w:endnotes xmlns:wpc="http://schemas.microsoft.com/office/word/2010/wordprocessingCanvas" xmlns:mc="http://schemas.openxmlformats.org/markup-compatibility/2006" xmlns:o="urn:schemas-microsoft-com:office:office" xmlns:r="http://schemas.openxmlformats.org/officeDocument/2006/relationships" xmlns:m="http://schemas.openxmlformats.org/officeDocument/2006/math" xmlns:v="urn:schemas-microsoft-com:vml" xmlns:wp14="http://schemas.microsoft.com/office/word/2010/wordprocessingDrawing" xmlns:wp="http://schemas.openxmlformats.org/drawingml/2006/wordprocessingDrawing" xmlns:w10="urn:schemas-microsoft-com:office:word" xmlns:w="http://schemas.openxmlformats.org/wordprocessingml/2006/main" xmlns:w14="http://schemas.microsoft.com/office/word/2010/wordml" xmlns:w15="http://schemas.microsoft.com/office/word/2012/wordml" xmlns:wpg="http://schemas.microsoft.com/office/word/2010/wordprocessingGroup" xmlns:wpi="http://schemas.microsoft.com/office/word/2010/wordprocessingInk" xmlns:wne="http://schemas.microsoft.com/office/word/2006/wordml" xmlns:wps="http://schemas.microsoft.com/office/word/2010/wordprocessingShape" mc:Ignorable="w14 w15 wp14">
+  <w:endnote w:type="separator" w:id="-1">
+    <w:p>
+      <w:pPr>
+        <w:spacing w:after="0" w:line="240" w:lineRule="auto"/>
+      </w:pPr>
+      <w:r>
+        <w:separator/>
+      </w:r>
+    </w:p>
+  </w:endnote>
+  <w:endnote w:type="continuationSeparator" w:id="0">
+    <w:p>
+      <w:pPr>
+        <w:spacing w:after="0" w:line="240" w:lineRule="auto"/>
+      </w:pPr>
+      <w:r>
+        <w:continuationSeparator/>
+      </w:r>
+    </w:p>
+  </w:endnote>
+</w:endnotes>
+</file>
+
+<file path=word/footnotes.xml><?xml version="1.0" encoding="utf-8"?>
+<w:footnotes xmlns:wpc="http://schemas.microsoft.com/office/word/2010/wordprocessingCanvas" xmlns:mc="http://schemas.openxmlformats.org/markup-compatibility/2006" xmlns:o="urn:schemas-microsoft-com:office:office" xmlns:r="http://schemas.openxmlformats.org/officeDocument/2006/relationships" xmlns:m="http://schemas.openxmlformats.org/officeDocument/2006/math" xmlns:v="urn:schemas-microsoft-com:vml" xmlns:wp14="http://schemas.microsoft.com/office/word/2010/wordprocessingDrawing" xmlns:wp="http://schemas.openxmlformats.org/drawingml/2006/wordprocessingDrawing" xmlns:w10="urn:schemas-microsoft-com:office:word" xmlns:w="http://schemas.openxmlformats.org/wordprocessingml/2006/main" xmlns:w14="http://schemas.microsoft.com/office/word/2010/wordml" xmlns:w15="http://schemas.microsoft.com/office/word/2012/wordml" xmlns:wpg="http://schemas.microsoft.com/office/word/2010/wordprocessingGroup" xmlns:wpi="http://schemas.microsoft.com/office/word/2010/wordprocessingInk" xmlns:wne="http://schemas.microsoft.com/office/word/2006/wordml" xmlns:wps="http://schemas.microsoft.com/office/word/2010/wordprocessingShape" mc:Ignorable="w14 w15 wp14">
+  <w:footnote w:type="separator" w:id="-1">
+    <w:p>
+      <w:pPr>
+        <w:spacing w:after="0" w:line="240" w:lineRule="auto"/>
+      </w:pPr>
+      <w:r>
+        <w:separator/>
+      </w:r>
+    </w:p>
+  </w:footnote>
+  <w:footnote w:type="continuationSeparator" w:id="0">
+    <w:p>
+      <w:pPr>
+        <w:spacing w:after="0" w:line="240" w:lineRule="auto"/>
+      </w:pPr>
+      <w:r>
+        <w:continuationSeparator/>
+      </w:r>
+    </w:p>
+  </w:footnote>
+</w:footnotes>
+</file>
+
 <file path=word/numbering.xml><?xml version="1.0" encoding="utf-8"?>
-<w:numbering xmlns:wpc="http://schemas.microsoft.com/office/word/2010/wordprocessingCanvas" xmlns:cx="http://schemas.microsoft.com/office/drawing/2014/chartex" xmlns:mc="http://schemas.openxmlformats.org/markup-compatibility/2006" xmlns:o="urn:schemas-microsoft-com:office:office" xmlns:r="http://schemas.openxmlformats.org/officeDocument/2006/relationships" xmlns:m="http://schemas.openxmlformats.org/officeDocument/2006/math" xmlns:v="urn:schemas-microsoft-com:vml" xmlns:wp14="http://schemas.microsoft.com/office/word/2010/wordprocessingDrawing" xmlns:wp="http://schemas.openxmlformats.org/drawingml/2006/wordprocessingDrawing" xmlns:w10="urn:schemas-microsoft-com:office:word" xmlns:w="http://schemas.openxmlformats.org/wordprocessingml/2006/main" xmlns:w14="http://schemas.microsoft.com/office/word/2010/wordml" xmlns:w15="http://schemas.microsoft.com/office/word/2012/wordml" xmlns:w16se="http://schemas.microsoft.com/office/word/2015/wordml/symex" xmlns:wpg="http://schemas.microsoft.com/office/word/2010/wordprocessingGroup" xmlns:wpi="http://schemas.microsoft.com/office/word/2010/wordprocessingInk" xmlns:wne="http://schemas.microsoft.com/office/word/2006/wordml" xmlns:wps="http://schemas.microsoft.com/office/word/2010/wordprocessingShape" mc:Ignorable="w14 w15 w16se wp14">
-  <w:abstractNum w:abstractNumId="0" w15:restartNumberingAfterBreak="0">
+<w:numbering xmlns:wpc="http://schemas.microsoft.com/office/word/2010/wordprocessingCanvas" xmlns:mc="http://schemas.openxmlformats.org/markup-compatibility/2006" xmlns:o="urn:schemas-microsoft-com:office:office" xmlns:r="http://schemas.openxmlformats.org/officeDocument/2006/relationships" xmlns:m="http://schemas.openxmlformats.org/officeDocument/2006/math" xmlns:v="urn:schemas-microsoft-com:vml" xmlns:wp14="http://schemas.microsoft.com/office/word/2010/wordprocessingDrawing" xmlns:wp="http://schemas.openxmlformats.org/drawingml/2006/wordprocessingDrawing" xmlns:w10="urn:schemas-microsoft-com:office:word" xmlns:w="http://schemas.openxmlformats.org/wordprocessingml/2006/main" xmlns:w14="http://schemas.microsoft.com/office/word/2010/wordml" xmlns:w15="http://schemas.microsoft.com/office/word/2012/wordml" xmlns:wpg="http://schemas.microsoft.com/office/word/2010/wordprocessingGroup" xmlns:wpi="http://schemas.microsoft.com/office/word/2010/wordprocessingInk" xmlns:wne="http://schemas.microsoft.com/office/word/2006/wordml" xmlns:wps="http://schemas.microsoft.com/office/word/2010/wordprocessingShape" mc:Ignorable="w14 w15 wp14">
+  <w:abstractNum w:abstractNumId="0">
     <w:nsid w:val="0DFB7F8B"/>
     <w:multiLevelType w:val="multilevel"/>
     <w:tmpl w:val="9072D534"/>
@@ -10716,7 +10670,7 @@
       </w:rPr>
     </w:lvl>
   </w:abstractNum>
-  <w:abstractNum w:abstractNumId="1" w15:restartNumberingAfterBreak="0">
+  <w:abstractNum w:abstractNumId="1">
     <w:nsid w:val="67393430"/>
     <w:multiLevelType w:val="multilevel"/>
     <w:tmpl w:val="A43C4084"/>
@@ -10875,7 +10829,7 @@
 </file>
 
 <file path=word/styles.xml><?xml version="1.0" encoding="utf-8"?>
-<w:styles xmlns:mc="http://schemas.openxmlformats.org/markup-compatibility/2006" xmlns:r="http://schemas.openxmlformats.org/officeDocument/2006/relationships" xmlns:w="http://schemas.openxmlformats.org/wordprocessingml/2006/main" xmlns:w14="http://schemas.microsoft.com/office/word/2010/wordml" xmlns:w15="http://schemas.microsoft.com/office/word/2012/wordml" xmlns:w16se="http://schemas.microsoft.com/office/word/2015/wordml/symex" mc:Ignorable="w14 w15 w16se">
+<w:styles xmlns:mc="http://schemas.openxmlformats.org/markup-compatibility/2006" xmlns:r="http://schemas.openxmlformats.org/officeDocument/2006/relationships" xmlns:w="http://schemas.openxmlformats.org/wordprocessingml/2006/main" xmlns:w14="http://schemas.microsoft.com/office/word/2010/wordml" xmlns:w15="http://schemas.microsoft.com/office/word/2012/wordml" mc:Ignorable="w14 w15">
   <w:docDefaults>
     <w:rPrDefault>
       <w:rPr>
@@ -11356,6 +11310,7 @@
       <w:spacing w:after="0" w:line="240" w:lineRule="auto"/>
     </w:pPr>
     <w:tblPr>
+      <w:tblInd w:w="0" w:type="dxa"/>
       <w:tblBorders>
         <w:top w:val="single" w:sz="4" w:space="0" w:color="auto"/>
         <w:left w:val="single" w:sz="4" w:space="0" w:color="auto"/>
@@ -11364,7 +11319,57 @@
         <w:insideH w:val="single" w:sz="4" w:space="0" w:color="auto"/>
         <w:insideV w:val="single" w:sz="4" w:space="0" w:color="auto"/>
       </w:tblBorders>
+      <w:tblCellMar>
+        <w:top w:w="0" w:type="dxa"/>
+        <w:left w:w="108" w:type="dxa"/>
+        <w:bottom w:w="0" w:type="dxa"/>
+        <w:right w:w="108" w:type="dxa"/>
+      </w:tblCellMar>
     </w:tblPr>
+  </w:style>
+  <w:style w:type="paragraph" w:styleId="a5">
+    <w:name w:val="header"/>
+    <w:basedOn w:val="a"/>
+    <w:link w:val="a6"/>
+    <w:uiPriority w:val="99"/>
+    <w:unhideWhenUsed/>
+    <w:rsid w:val="001C2015"/>
+    <w:pPr>
+      <w:tabs>
+        <w:tab w:val="center" w:pos="4677"/>
+        <w:tab w:val="right" w:pos="9355"/>
+      </w:tabs>
+      <w:spacing w:after="0" w:line="240" w:lineRule="auto"/>
+    </w:pPr>
+  </w:style>
+  <w:style w:type="character" w:customStyle="1" w:styleId="a6">
+    <w:name w:val="Верхний колонтитул Знак"/>
+    <w:basedOn w:val="a0"/>
+    <w:link w:val="a5"/>
+    <w:uiPriority w:val="99"/>
+    <w:rsid w:val="001C2015"/>
+  </w:style>
+  <w:style w:type="paragraph" w:styleId="a7">
+    <w:name w:val="footer"/>
+    <w:basedOn w:val="a"/>
+    <w:link w:val="a8"/>
+    <w:uiPriority w:val="99"/>
+    <w:unhideWhenUsed/>
+    <w:rsid w:val="001C2015"/>
+    <w:pPr>
+      <w:tabs>
+        <w:tab w:val="center" w:pos="4677"/>
+        <w:tab w:val="right" w:pos="9355"/>
+      </w:tabs>
+      <w:spacing w:after="0" w:line="240" w:lineRule="auto"/>
+    </w:pPr>
+  </w:style>
+  <w:style w:type="character" w:customStyle="1" w:styleId="a8">
+    <w:name w:val="Нижний колонтитул Знак"/>
+    <w:basedOn w:val="a0"/>
+    <w:link w:val="a7"/>
+    <w:uiPriority w:val="99"/>
+    <w:rsid w:val="001C2015"/>
   </w:style>
 </w:styles>
 </file>
@@ -11635,7 +11640,7 @@
 </file>
 
 <file path=customXml/itemProps1.xml><?xml version="1.0" encoding="utf-8"?>
-<ds:datastoreItem xmlns:ds="http://schemas.openxmlformats.org/officeDocument/2006/customXml" ds:itemID="{0975B93B-5E8D-4086-A506-9032F2A8CED2}">
+<ds:datastoreItem xmlns:ds="http://schemas.openxmlformats.org/officeDocument/2006/customXml" ds:itemID="{BDCFE40B-60B9-4868-9BCA-6C6C55BDB940}">
   <ds:schemaRefs>
     <ds:schemaRef ds:uri="http://schemas.openxmlformats.org/officeDocument/2006/bibliography"/>
   </ds:schemaRefs>
